--- a/BookIt_Milestone01.docx
+++ b/BookIt_Milestone01.docx
@@ -3,901 +3,773 @@
 <w:document xmlns:wpc="http://schemas.microsoft.com/office/word/2010/wordprocessingCanvas" xmlns:cx="http://schemas.microsoft.com/office/drawing/2014/chartex" xmlns:cx1="http://schemas.microsoft.com/office/drawing/2015/9/8/chartex" xmlns:cx2="http://schemas.microsoft.com/office/drawing/2015/10/21/chartex" xmlns:cx3="http://schemas.microsoft.com/office/drawing/2016/5/9/chartex" xmlns:cx4="http://schemas.microsoft.com/office/drawing/2016/5/10/chartex" xmlns:cx5="http://schemas.microsoft.com/office/drawing/2016/5/11/chartex" xmlns:cx6="http://schemas.microsoft.com/office/drawing/2016/5/12/chartex" xmlns:cx7="http://schemas.microsoft.com/office/drawing/2016/5/13/chartex" xmlns:cx8="http://schemas.microsoft.com/office/drawing/2016/5/14/chartex" xmlns:mc="http://schemas.openxmlformats.org/markup-compatibility/2006" xmlns:aink="http://schemas.microsoft.com/office/drawing/2016/ink" xmlns:am3d="http://schemas.microsoft.com/office/drawing/2017/model3d" xmlns:o="urn:schemas-microsoft-com:office:office" xmlns:oel="http://schemas.microsoft.com/office/2019/extlst" xmlns:r="http://schemas.openxmlformats.org/officeDocument/2006/relationships" xmlns:m="http://schemas.openxmlformats.org/officeDocument/2006/math" xmlns:v="urn:schemas-microsoft-com:vml" xmlns:wp14="http://schemas.microsoft.com/office/word/2010/wordprocessingDrawing" xmlns:wp="http://schemas.openxmlformats.org/drawingml/2006/wordprocessingDrawing" xmlns:w10="urn:schemas-microsoft-com:office:word" xmlns:w="http://schemas.openxmlformats.org/wordprocessingml/2006/main" xmlns:w14="http://schemas.microsoft.com/office/word/2010/wordml" xmlns:w15="http://schemas.microsoft.com/office/word/2012/wordml" xmlns:w16cex="http://schemas.microsoft.com/office/word/2018/wordml/cex" xmlns:w16cid="http://schemas.microsoft.com/office/word/2016/wordml/cid" xmlns:w16="http://schemas.microsoft.com/office/word/2018/wordml" xmlns:w16du="http://schemas.microsoft.com/office/word/2023/wordml/word16du" xmlns:w16sdtdh="http://schemas.microsoft.com/office/word/2020/wordml/sdtdatahash" xmlns:w16sdtfl="http://schemas.microsoft.com/office/word/2024/wordml/sdtformatlock" xmlns:w16se="http://schemas.microsoft.com/office/word/2015/wordml/symex" xmlns:wpg="http://schemas.microsoft.com/office/word/2010/wordprocessingGroup" xmlns:wpi="http://schemas.microsoft.com/office/word/2010/wordprocessingInk" xmlns:wne="http://schemas.microsoft.com/office/word/2006/wordml" xmlns:wps="http://schemas.microsoft.com/office/word/2010/wordprocessingShape" mc:Ignorable="w14 w15 w16se w16cid w16 w16cex w16sdtdh w16sdtfl w16du wp14">
   <w:body>
     <w:p/>
+    <w:p>
+      <w:pPr>
+        <w:rPr>
+          <w:color w:val="000000" w:themeColor="text1"/>
+        </w:rPr>
+      </w:pPr>
+    </w:p>
+    <w:p>
+      <w:pPr>
+        <w:jc w:val="center"/>
+        <w:rPr>
+          <w:color w:val="000000" w:themeColor="text1"/>
+        </w:rPr>
+      </w:pPr>
+      <w:r>
+        <w:rPr>
+          <w:b/>
+          <w:color w:val="000000" w:themeColor="text1"/>
+          <w:sz w:val="72"/>
+        </w:rPr>
+        <w:t>BookIt.</w:t>
+      </w:r>
+    </w:p>
+    <w:p>
+      <w:pPr>
+        <w:jc w:val="center"/>
+        <w:rPr>
+          <w:color w:val="000000" w:themeColor="text1"/>
+        </w:rPr>
+      </w:pPr>
+      <w:r>
+        <w:rPr>
+          <w:i/>
+          <w:color w:val="000000" w:themeColor="text1"/>
+          <w:sz w:val="32"/>
+        </w:rPr>
+        <w:t>The Service Booking Platform</w:t>
+      </w:r>
+    </w:p>
     <w:p/>
     <w:p>
       <w:pPr>
         <w:jc w:val="center"/>
+        <w:rPr>
+          <w:color w:val="000000" w:themeColor="text1"/>
+        </w:rPr>
       </w:pPr>
       <w:r>
         <w:rPr>
           <w:b/>
-          <w:color w:val="1A375E"/>
-          <w:sz w:val="72"/>
-        </w:rPr>
-        <w:t>BookIt.</w:t>
+          <w:color w:val="000000" w:themeColor="text1"/>
+        </w:rPr>
+        <w:t xml:space="preserve">Course:  </w:t>
+      </w:r>
+      <w:r>
+        <w:rPr>
+          <w:color w:val="000000" w:themeColor="text1"/>
+        </w:rPr>
+        <w:t>CP476B – Internet Computing | Spring 2026</w:t>
       </w:r>
     </w:p>
     <w:p>
       <w:pPr>
         <w:jc w:val="center"/>
-      </w:pPr>
-      <w:r>
-        <w:rPr>
-          <w:i/>
-          <w:color w:val="2E6DB4"/>
-          <w:sz w:val="32"/>
-        </w:rPr>
-        <w:t>The</w:t>
-      </w:r>
-      <w:r>
-        <w:rPr>
-          <w:i/>
-          <w:color w:val="2E6DB4"/>
-          <w:sz w:val="32"/>
-        </w:rPr>
-        <w:t xml:space="preserve"> Service Booking Platform</w:t>
-      </w:r>
-    </w:p>
-    <w:p>
-      <w:pPr>
-        <w:pBdr>
-          <w:bottom w:val="single" w:sz="6" w:space="1" w:color="2E6DB4"/>
-        </w:pBdr>
-        <w:spacing w:before="40" w:after="40"/>
-      </w:pPr>
+        <w:rPr>
+          <w:color w:val="000000" w:themeColor="text1"/>
+        </w:rPr>
+      </w:pPr>
+      <w:r>
+        <w:rPr>
+          <w:b/>
+          <w:color w:val="000000" w:themeColor="text1"/>
+        </w:rPr>
+        <w:t xml:space="preserve">Milestone:  </w:t>
+      </w:r>
+      <w:r>
+        <w:rPr>
+          <w:color w:val="000000" w:themeColor="text1"/>
+        </w:rPr>
+        <w:t>01 – Project Planning and Design</w:t>
+      </w:r>
+    </w:p>
+    <w:p>
+      <w:pPr>
+        <w:jc w:val="center"/>
+        <w:rPr>
+          <w:color w:val="000000" w:themeColor="text1"/>
+        </w:rPr>
+      </w:pPr>
+      <w:r>
+        <w:rPr>
+          <w:b/>
+          <w:color w:val="000000" w:themeColor="text1"/>
+        </w:rPr>
+        <w:t xml:space="preserve">Team Size:  </w:t>
+      </w:r>
+      <w:r>
+        <w:rPr>
+          <w:color w:val="000000" w:themeColor="text1"/>
+        </w:rPr>
+        <w:t>10 Students</w:t>
+      </w:r>
+    </w:p>
+    <w:p>
+      <w:pPr>
+        <w:jc w:val="center"/>
+        <w:rPr>
+          <w:color w:val="000000" w:themeColor="text1"/>
+        </w:rPr>
+      </w:pPr>
+      <w:r>
+        <w:rPr>
+          <w:b/>
+          <w:color w:val="000000" w:themeColor="text1"/>
+        </w:rPr>
+        <w:t xml:space="preserve">Submitted: </w:t>
+      </w:r>
+      <w:r>
+        <w:rPr>
+          <w:color w:val="000000" w:themeColor="text1"/>
+        </w:rPr>
+        <w:t>3/06/2026</w:t>
+      </w:r>
     </w:p>
     <w:p/>
+    <w:p/>
     <w:p>
       <w:pPr>
         <w:jc w:val="center"/>
+        <w:rPr>
+          <w:color w:val="000000" w:themeColor="text1"/>
+        </w:rPr>
       </w:pPr>
       <w:r>
         <w:rPr>
           <w:b/>
-          <w:color w:val="1A375E"/>
-        </w:rPr>
-        <w:t xml:space="preserve">Course:  </w:t>
-      </w:r>
-      <w:r>
-        <w:t>CP476B – Internet Computing | Spring 2026</w:t>
-      </w:r>
-    </w:p>
-    <w:p>
-      <w:pPr>
+          <w:color w:val="000000" w:themeColor="text1"/>
+          <w:sz w:val="26"/>
+        </w:rPr>
+        <w:t>Team Members</w:t>
+      </w:r>
+    </w:p>
+    <w:p>
+      <w:pPr>
+        <w:spacing w:after="20"/>
         <w:jc w:val="center"/>
       </w:pPr>
+      <w:proofErr w:type="spellStart"/>
+      <w:r>
+        <w:rPr>
+          <w:sz w:val="21"/>
+        </w:rPr>
+        <w:t>Zulqarnayeen</w:t>
+      </w:r>
+      <w:proofErr w:type="spellEnd"/>
+      <w:r>
+        <w:rPr>
+          <w:sz w:val="21"/>
+        </w:rPr>
+        <w:t xml:space="preserve"> Sadid – 169075017</w:t>
+      </w:r>
+    </w:p>
+    <w:p>
+      <w:pPr>
+        <w:spacing w:after="20"/>
+        <w:jc w:val="center"/>
+      </w:pPr>
+      <w:r>
+        <w:rPr>
+          <w:sz w:val="21"/>
+        </w:rPr>
+        <w:t>Fatma Mohamed Yasin – 169075296</w:t>
+      </w:r>
+    </w:p>
+    <w:p>
+      <w:pPr>
+        <w:spacing w:after="20"/>
+        <w:jc w:val="center"/>
+      </w:pPr>
+      <w:r>
+        <w:rPr>
+          <w:sz w:val="21"/>
+        </w:rPr>
+        <w:t>Moosa Ahmed – 169046796</w:t>
+      </w:r>
+    </w:p>
+    <w:p>
+      <w:pPr>
+        <w:spacing w:after="20"/>
+        <w:jc w:val="center"/>
+      </w:pPr>
+      <w:r>
+        <w:rPr>
+          <w:sz w:val="21"/>
+        </w:rPr>
+        <w:t>Dawood Ahmed – 169046795</w:t>
+      </w:r>
+    </w:p>
+    <w:p>
+      <w:pPr>
+        <w:spacing w:after="20"/>
+        <w:jc w:val="center"/>
+      </w:pPr>
+      <w:r>
+        <w:rPr>
+          <w:sz w:val="21"/>
+        </w:rPr>
+        <w:t>Pushti Nakum – 169053401</w:t>
+      </w:r>
+    </w:p>
+    <w:p>
+      <w:pPr>
+        <w:spacing w:after="20"/>
+        <w:jc w:val="center"/>
+      </w:pPr>
+      <w:proofErr w:type="spellStart"/>
+      <w:r>
+        <w:rPr>
+          <w:sz w:val="21"/>
+        </w:rPr>
+        <w:t>Gurnivaj</w:t>
+      </w:r>
+      <w:proofErr w:type="spellEnd"/>
+      <w:r>
+        <w:rPr>
+          <w:sz w:val="21"/>
+        </w:rPr>
+        <w:t xml:space="preserve"> Tiwana – 169033176</w:t>
+      </w:r>
+    </w:p>
+    <w:p>
+      <w:pPr>
+        <w:spacing w:after="20"/>
+        <w:jc w:val="center"/>
+      </w:pPr>
+      <w:r>
+        <w:rPr>
+          <w:sz w:val="21"/>
+        </w:rPr>
+        <w:t>Harshaan Rehal – 169057121</w:t>
+      </w:r>
+    </w:p>
+    <w:p>
+      <w:pPr>
+        <w:spacing w:after="20"/>
+        <w:jc w:val="center"/>
+      </w:pPr>
+      <w:r>
+        <w:rPr>
+          <w:sz w:val="21"/>
+        </w:rPr>
+        <w:t>Jeff Vu – 169058539</w:t>
+      </w:r>
+    </w:p>
+    <w:p>
+      <w:pPr>
+        <w:spacing w:after="20"/>
+        <w:jc w:val="center"/>
+      </w:pPr>
+      <w:r>
+        <w:rPr>
+          <w:sz w:val="21"/>
+        </w:rPr>
+        <w:t>Hamza Mohammed – 169061024</w:t>
+      </w:r>
+    </w:p>
+    <w:p>
+      <w:pPr>
+        <w:spacing w:after="20"/>
+        <w:jc w:val="center"/>
+      </w:pPr>
+      <w:r>
+        <w:rPr>
+          <w:sz w:val="21"/>
+        </w:rPr>
+        <w:t>Arren Haroutunian – 210603250</w:t>
+      </w:r>
+    </w:p>
+    <w:p>
+      <w:r>
+        <w:br w:type="page"/>
+      </w:r>
+    </w:p>
+    <w:p>
+      <w:pPr>
+        <w:spacing w:before="280" w:after="80"/>
+        <w:rPr>
+          <w:color w:val="000000" w:themeColor="text1"/>
+        </w:rPr>
+      </w:pPr>
       <w:r>
         <w:rPr>
           <w:b/>
-          <w:color w:val="1A375E"/>
-        </w:rPr>
-        <w:t xml:space="preserve">Milestone:  </w:t>
-      </w:r>
-      <w:r>
-        <w:t>01 – Project Planning and Design</w:t>
-      </w:r>
-    </w:p>
-    <w:p>
-      <w:pPr>
-        <w:jc w:val="center"/>
+          <w:color w:val="000000" w:themeColor="text1"/>
+          <w:sz w:val="36"/>
+        </w:rPr>
+        <w:lastRenderedPageBreak/>
+        <w:t>Section 1: Project Proposal</w:t>
+      </w:r>
+    </w:p>
+    <w:p>
+      <w:pPr>
+        <w:spacing w:before="280" w:after="80"/>
+        <w:rPr>
+          <w:color w:val="000000" w:themeColor="text1"/>
+        </w:rPr>
       </w:pPr>
       <w:r>
         <w:rPr>
           <w:b/>
-          <w:color w:val="1A375E"/>
-        </w:rPr>
-        <w:t xml:space="preserve">Team Size:  </w:t>
-      </w:r>
-      <w:r>
-        <w:t>10 Students</w:t>
-      </w:r>
-    </w:p>
-    <w:p>
-      <w:pPr>
-        <w:jc w:val="center"/>
+          <w:color w:val="000000" w:themeColor="text1"/>
+          <w:sz w:val="26"/>
+        </w:rPr>
+        <w:t>1.1 Problem Statement and Motivation</w:t>
+      </w:r>
+    </w:p>
+    <w:p>
+      <w:pPr>
+        <w:spacing w:before="280" w:after="80"/>
+        <w:rPr>
+          <w:sz w:val="21"/>
+        </w:rPr>
+      </w:pPr>
+      <w:r>
+        <w:rPr>
+          <w:sz w:val="21"/>
+        </w:rPr>
+        <w:t>Have you ever found yourself needing your hair done, your plumbing fixed, and your lawn mowed all on the same day? Now imagine going to five different business websites just to book all these appointments. Sounds like a nightmare! </w:t>
+      </w:r>
+    </w:p>
+    <w:p>
+      <w:pPr>
+        <w:spacing w:before="280" w:after="80"/>
+        <w:rPr>
+          <w:sz w:val="21"/>
+        </w:rPr>
+      </w:pPr>
+      <w:r>
+        <w:rPr>
+          <w:sz w:val="21"/>
+        </w:rPr>
+        <w:t>Customers typically search across multiple websites, make phone calls, and check availability manually. Then it's rinse and repeat for every different type of service they need. At the same time, small and independent service providers lack an easy and efficient way to manage their availability online and accept bookings. There is no single, consistent platform where someone can discover, compare, and book any local or online service in one place. </w:t>
+      </w:r>
+    </w:p>
+    <w:p>
+      <w:pPr>
+        <w:spacing w:before="280" w:after="80"/>
+        <w:rPr>
+          <w:sz w:val="21"/>
+        </w:rPr>
+      </w:pPr>
+      <w:r>
+        <w:rPr>
+          <w:sz w:val="21"/>
+        </w:rPr>
+        <w:t>So, what kind of platform exists that can accommodate all these needs? </w:t>
+      </w:r>
+    </w:p>
+    <w:p>
+      <w:pPr>
+        <w:spacing w:before="280" w:after="80"/>
+        <w:rPr>
+          <w:sz w:val="21"/>
+        </w:rPr>
+      </w:pPr>
+      <w:r>
+        <w:rPr>
+          <w:sz w:val="21"/>
+        </w:rPr>
+        <w:t>BookIt has all the solutions by providing a unified booking platform that works for any service category. The platform acts as a central hub where business owners can list their services, manage availability, and receive bookings, while customers can discover services based on either a specific problem they need solved or by browsing service categories. </w:t>
+      </w:r>
+    </w:p>
+    <w:p>
+      <w:pPr>
+        <w:spacing w:before="280" w:after="80"/>
+        <w:rPr>
+          <w:sz w:val="21"/>
+        </w:rPr>
+      </w:pPr>
+      <w:r>
+        <w:rPr>
+          <w:sz w:val="21"/>
+        </w:rPr>
+        <w:t>This project was born out of a desire to simplify the process of connecting customers with service providers, regardless of industry. Existing solutions such as Yelp, Booksy, or Calendly each serve narrow use cases or specific verticals.  </w:t>
+      </w:r>
+    </w:p>
+    <w:p>
+      <w:pPr>
+        <w:spacing w:before="280" w:after="80"/>
+        <w:rPr>
+          <w:sz w:val="21"/>
+        </w:rPr>
+      </w:pPr>
+      <w:r>
+        <w:rPr>
+          <w:sz w:val="21"/>
+        </w:rPr>
+        <w:t>BookIt is designed with the goals of centralizing scheduling, availability, and booking management for both customers and service providers. </w:t>
+      </w:r>
+    </w:p>
+    <w:p>
+      <w:pPr>
+        <w:spacing w:before="280" w:after="80"/>
+        <w:rPr>
+          <w:color w:val="000000" w:themeColor="text1"/>
+        </w:rPr>
       </w:pPr>
       <w:r>
         <w:rPr>
           <w:b/>
-          <w:color w:val="1A375E"/>
-        </w:rPr>
-        <w:t xml:space="preserve">Submitted: </w:t>
-      </w:r>
-      <w:r>
-        <w:t>(Date of Submission)</w:t>
-      </w:r>
-    </w:p>
-    <w:p>
-      <w:pPr>
-        <w:pBdr>
-          <w:bottom w:val="single" w:sz="6" w:space="1" w:color="2E6DB4"/>
-        </w:pBdr>
-        <w:spacing w:before="40" w:after="40"/>
-      </w:pPr>
-    </w:p>
-    <w:p/>
-    <w:p>
-      <w:pPr>
-        <w:jc w:val="center"/>
-      </w:pPr>
-      <w:r>
+          <w:color w:val="000000" w:themeColor="text1"/>
+          <w:sz w:val="26"/>
+        </w:rPr>
+        <w:t>1.2 Target Users</w:t>
+      </w:r>
+    </w:p>
+    <w:p>
+      <w:pPr>
+        <w:pStyle w:val="ListBullet"/>
+        <w:spacing w:after="40"/>
+      </w:pPr>
+      <w:r>
+        <w:rPr>
+          <w:sz w:val="21"/>
+        </w:rPr>
+        <w:t>Customers: Individuals looking to discover and book services quickly</w:t>
+      </w:r>
+      <w:r>
+        <w:rPr>
+          <w:sz w:val="21"/>
+        </w:rPr>
+        <w:t>,</w:t>
+      </w:r>
+      <w:r>
+        <w:rPr>
+          <w:sz w:val="21"/>
+        </w:rPr>
+        <w:t xml:space="preserve"> either by browsing categories or by describing their problem in natural language.</w:t>
+      </w:r>
+    </w:p>
+    <w:p>
+      <w:pPr>
+        <w:pStyle w:val="ListBullet"/>
+        <w:spacing w:after="40"/>
+      </w:pPr>
+      <w:r>
+        <w:rPr>
+          <w:sz w:val="21"/>
+        </w:rPr>
+        <w:t>Service Providers (Business Owners): Small business owners or independent professionals who want to list their services, set availability, and manage incoming bookings from a single dashboard.</w:t>
+      </w:r>
+    </w:p>
+    <w:p>
+      <w:pPr>
+        <w:pStyle w:val="ListBullet"/>
+        <w:spacing w:after="40"/>
+      </w:pPr>
+      <w:r>
+        <w:rPr>
+          <w:sz w:val="21"/>
+        </w:rPr>
+        <w:t>Administrators (optional, stretch): Platform administrators who can moderate service listings and manage user accounts.</w:t>
+      </w:r>
+    </w:p>
+    <w:p>
+      <w:pPr>
+        <w:spacing w:before="280" w:after="80"/>
+        <w:rPr>
+          <w:color w:val="000000" w:themeColor="text1"/>
+        </w:rPr>
+      </w:pPr>
+      <w:r>
+        <w:rPr>
+          <w:b/>
+          <w:color w:val="000000" w:themeColor="text1"/>
+          <w:sz w:val="26"/>
+        </w:rPr>
+        <w:t>1.3  Application Concept and Scope</w:t>
+      </w:r>
+    </w:p>
+    <w:p>
+      <w:pPr>
+        <w:spacing w:after="80"/>
+      </w:pPr>
+      <w:r>
+        <w:rPr>
+          <w:sz w:val="21"/>
+        </w:rPr>
+        <w:t>BookIt is a full-stack web application that acts as a central hub connecting customers with local and online service providers. The platform supports two complementary discovery modes: a natural-language problem description (e.g., 'My lawn is very dry and I want to make it look better') that suggests relevant services, and a traditional category-based browsing system (Hair Styling, Lawn Care, Graphic Design, Tutoring, Home Repair, Cleaning, Fitness Training, Photography, Consulting, and more).</w:t>
+      </w:r>
+    </w:p>
+    <w:p>
+      <w:pPr>
+        <w:spacing w:after="80"/>
+      </w:pPr>
+      <w:r>
+        <w:rPr>
+          <w:sz w:val="21"/>
+        </w:rPr>
+        <w:t>Once a customer identifies a service, they can view its details, select a date, browse available time slots, and book the appointment directly on the platform. Service providers manage their listings and see incoming bookings through a dedicated dashboard.</w:t>
+      </w:r>
+    </w:p>
+    <w:p>
+      <w:pPr>
+        <w:spacing w:after="40"/>
+      </w:pPr>
+      <w:r>
+        <w:rPr>
+          <w:b/>
+          <w:sz w:val="21"/>
+        </w:rPr>
+        <w:lastRenderedPageBreak/>
+        <w:t>IN SCOPE:</w:t>
+      </w:r>
+    </w:p>
+    <w:p>
+      <w:pPr>
+        <w:pStyle w:val="ListBullet"/>
+        <w:spacing w:after="40"/>
+      </w:pPr>
+      <w:r>
+        <w:rPr>
+          <w:sz w:val="21"/>
+        </w:rPr>
+        <w:t>User registration and login for both customers and providers</w:t>
+      </w:r>
+    </w:p>
+    <w:p>
+      <w:pPr>
+        <w:pStyle w:val="ListBullet"/>
+        <w:spacing w:after="40"/>
+      </w:pPr>
+      <w:r>
+        <w:rPr>
+          <w:sz w:val="21"/>
+        </w:rPr>
+        <w:t>Service listing creation, editing, and deletion by providers</w:t>
+      </w:r>
+    </w:p>
+    <w:p>
+      <w:pPr>
+        <w:pStyle w:val="ListBullet"/>
+        <w:spacing w:after="40"/>
+      </w:pPr>
+      <w:r>
+        <w:rPr>
+          <w:sz w:val="21"/>
+        </w:rPr>
+        <w:t>Category-based service browsing by customers</w:t>
+      </w:r>
+    </w:p>
+    <w:p>
+      <w:pPr>
+        <w:pStyle w:val="ListBullet"/>
+        <w:spacing w:after="40"/>
+      </w:pPr>
+      <w:r>
+        <w:rPr>
+          <w:sz w:val="21"/>
+        </w:rPr>
+        <w:t>Natural-language service search / suggestion feature</w:t>
+      </w:r>
+    </w:p>
+    <w:p>
+      <w:pPr>
+        <w:pStyle w:val="ListBullet"/>
+        <w:spacing w:after="40"/>
+      </w:pPr>
+      <w:r>
+        <w:rPr>
+          <w:sz w:val="21"/>
+        </w:rPr>
+        <w:t>Service detail page with date and time-slot selection</w:t>
+      </w:r>
+    </w:p>
+    <w:p>
+      <w:pPr>
+        <w:pStyle w:val="ListBullet"/>
+        <w:spacing w:after="40"/>
+      </w:pPr>
+      <w:r>
+        <w:rPr>
+          <w:sz w:val="21"/>
+        </w:rPr>
+        <w:t>Appointment booking, viewing, and cancellation (CRUD on bookings)</w:t>
+      </w:r>
+    </w:p>
+    <w:p>
+      <w:pPr>
+        <w:pStyle w:val="ListBullet"/>
+        <w:spacing w:after="40"/>
+      </w:pPr>
+      <w:r>
+        <w:rPr>
+          <w:sz w:val="21"/>
+        </w:rPr>
+        <w:t>Provider dashboard: view and manage received bookings</w:t>
+      </w:r>
+    </w:p>
+    <w:p>
+      <w:pPr>
+        <w:pStyle w:val="ListBullet"/>
+        <w:spacing w:after="40"/>
+      </w:pPr>
+      <w:r>
+        <w:rPr>
+          <w:sz w:val="21"/>
+        </w:rPr>
+        <w:t>Customer dashboard: view upcoming and past bookings</w:t>
+      </w:r>
+    </w:p>
+    <w:p>
+      <w:pPr>
+        <w:pStyle w:val="ListBullet"/>
+        <w:spacing w:after="40"/>
+      </w:pPr>
+      <w:r>
+        <w:rPr>
+          <w:sz w:val="21"/>
+        </w:rPr>
+        <w:t>Input validation on all forms (client-side and server-side)</w:t>
+      </w:r>
+    </w:p>
+    <w:p>
+      <w:pPr>
+        <w:pStyle w:val="ListBullet"/>
+        <w:spacing w:after="40"/>
+      </w:pPr>
+      <w:r>
+        <w:rPr>
+          <w:sz w:val="21"/>
+        </w:rPr>
+        <w:t>Basic security: prepared statements, password hashing, XSS prevention</w:t>
+      </w:r>
+    </w:p>
+    <w:p>
+      <w:pPr>
+        <w:spacing w:after="40"/>
+      </w:pPr>
+      <w:r>
+        <w:rPr>
+          <w:b/>
+          <w:sz w:val="21"/>
+        </w:rPr>
+        <w:br/>
+        <w:t>OUT OF SCOPE:</w:t>
+      </w:r>
+    </w:p>
+    <w:p>
+      <w:pPr>
+        <w:pStyle w:val="ListBullet"/>
+        <w:spacing w:after="40"/>
+      </w:pPr>
+      <w:r>
+        <w:rPr>
+          <w:sz w:val="21"/>
+        </w:rPr>
+        <w:t>Payment processing or financial transactions</w:t>
+      </w:r>
+    </w:p>
+    <w:p>
+      <w:pPr>
+        <w:pStyle w:val="ListBullet"/>
+        <w:spacing w:after="40"/>
+      </w:pPr>
+      <w:r>
+        <w:rPr>
+          <w:sz w:val="21"/>
+        </w:rPr>
+        <w:t>Real-time messaging between customer and provider</w:t>
+      </w:r>
+    </w:p>
+    <w:p>
+      <w:pPr>
+        <w:pStyle w:val="ListBullet"/>
+        <w:spacing w:after="40"/>
+      </w:pPr>
+      <w:r>
+        <w:rPr>
+          <w:sz w:val="21"/>
+        </w:rPr>
+        <w:t>Email/SMS notifications</w:t>
+      </w:r>
+    </w:p>
+    <w:p>
+      <w:pPr>
+        <w:pStyle w:val="ListBullet"/>
+        <w:spacing w:after="40"/>
+      </w:pPr>
+      <w:r>
+        <w:rPr>
+          <w:sz w:val="21"/>
+        </w:rPr>
+        <w:t>Advanced AI/ML for natural-language search (simplified keyword matching instead)</w:t>
+      </w:r>
+    </w:p>
+    <w:p>
+      <w:pPr>
+        <w:pStyle w:val="ListBullet"/>
+        <w:spacing w:after="40"/>
+      </w:pPr>
+      <w:r>
+        <w:rPr>
+          <w:sz w:val="21"/>
+        </w:rPr>
+        <w:t>Mobile native app</w:t>
+      </w:r>
+    </w:p>
+    <w:p>
+      <w:pPr>
+        <w:spacing w:before="280" w:after="80"/>
         <w:rPr>
           <w:b/>
           <w:color w:val="2E6DB4"/>
           <w:sz w:val="26"/>
         </w:rPr>
-        <w:t>Team Members</w:t>
-      </w:r>
-    </w:p>
-    <w:p>
-      <w:pPr>
-        <w:spacing w:after="20"/>
-        <w:jc w:val="center"/>
-      </w:pPr>
-      <w:r>
-        <w:rPr>
-          <w:sz w:val="21"/>
-        </w:rPr>
-        <w:t>Zulqarnayeen Sadid</w:t>
-      </w:r>
-      <w:r>
-        <w:rPr>
-          <w:sz w:val="21"/>
-        </w:rPr>
-        <w:t xml:space="preserve"> – [</w:t>
-      </w:r>
-      <w:r>
-        <w:rPr>
-          <w:sz w:val="21"/>
-        </w:rPr>
-        <w:t>169075017</w:t>
-      </w:r>
-      <w:r>
-        <w:rPr>
-          <w:sz w:val="21"/>
-        </w:rPr>
-        <w:t>]</w:t>
-      </w:r>
-    </w:p>
-    <w:p>
-      <w:pPr>
-        <w:spacing w:after="20"/>
-        <w:jc w:val="center"/>
-      </w:pPr>
-      <w:r>
-        <w:rPr>
-          <w:sz w:val="21"/>
-        </w:rPr>
-        <w:t>Fatma Mohamed Yasin</w:t>
-      </w:r>
-      <w:r>
-        <w:rPr>
-          <w:sz w:val="21"/>
-        </w:rPr>
-        <w:t xml:space="preserve"> – [</w:t>
-      </w:r>
-      <w:r>
-        <w:rPr>
-          <w:sz w:val="21"/>
-        </w:rPr>
-        <w:t>169075296</w:t>
-      </w:r>
-      <w:r>
-        <w:rPr>
-          <w:sz w:val="21"/>
-        </w:rPr>
-        <w:t>]</w:t>
-      </w:r>
-    </w:p>
-    <w:p>
-      <w:pPr>
-        <w:spacing w:after="20"/>
-        <w:jc w:val="center"/>
-      </w:pPr>
-      <w:r>
-        <w:rPr>
-          <w:sz w:val="21"/>
-        </w:rPr>
-        <w:t>Moosa Ahmed</w:t>
-      </w:r>
-      <w:r>
-        <w:rPr>
-          <w:sz w:val="21"/>
-        </w:rPr>
-        <w:t xml:space="preserve"> – [</w:t>
-      </w:r>
-      <w:r>
-        <w:rPr>
-          <w:sz w:val="21"/>
-        </w:rPr>
-        <w:t>169046796</w:t>
-      </w:r>
-      <w:r>
-        <w:rPr>
-          <w:sz w:val="21"/>
-        </w:rPr>
-        <w:t>]</w:t>
-      </w:r>
-    </w:p>
-    <w:p>
-      <w:pPr>
-        <w:spacing w:after="20"/>
-        <w:jc w:val="center"/>
-      </w:pPr>
-      <w:r>
-        <w:rPr>
-          <w:sz w:val="21"/>
-        </w:rPr>
-        <w:t>Dawood Ahmed</w:t>
-      </w:r>
-      <w:r>
-        <w:rPr>
-          <w:sz w:val="21"/>
-        </w:rPr>
-        <w:t xml:space="preserve"> – [</w:t>
-      </w:r>
-      <w:r>
-        <w:rPr>
-          <w:sz w:val="21"/>
-        </w:rPr>
-        <w:t>169046795</w:t>
-      </w:r>
-      <w:r>
-        <w:rPr>
-          <w:sz w:val="21"/>
-        </w:rPr>
-        <w:t>]</w:t>
-      </w:r>
-    </w:p>
-    <w:p>
-      <w:pPr>
-        <w:spacing w:after="20"/>
-        <w:jc w:val="center"/>
-      </w:pPr>
-      <w:r>
-        <w:rPr>
-          <w:sz w:val="21"/>
-        </w:rPr>
-        <w:t>Pushti Nakum</w:t>
-      </w:r>
-      <w:r>
-        <w:rPr>
-          <w:sz w:val="21"/>
-        </w:rPr>
-        <w:t xml:space="preserve"> – [</w:t>
-      </w:r>
-      <w:r>
-        <w:rPr>
-          <w:sz w:val="21"/>
-        </w:rPr>
-        <w:t>169053401</w:t>
-      </w:r>
-      <w:r>
-        <w:rPr>
-          <w:sz w:val="21"/>
-        </w:rPr>
-        <w:t>]</w:t>
-      </w:r>
-    </w:p>
-    <w:p>
-      <w:pPr>
-        <w:spacing w:after="20"/>
-        <w:jc w:val="center"/>
-      </w:pPr>
-      <w:r>
-        <w:rPr>
-          <w:sz w:val="21"/>
-        </w:rPr>
-        <w:t xml:space="preserve">Gurnivaj Tiwana </w:t>
-      </w:r>
-      <w:r>
-        <w:rPr>
-          <w:sz w:val="21"/>
-        </w:rPr>
-        <w:t>– [</w:t>
-      </w:r>
-      <w:r>
-        <w:rPr>
-          <w:sz w:val="21"/>
-        </w:rPr>
-        <w:t>169033176</w:t>
-      </w:r>
-      <w:r>
-        <w:rPr>
-          <w:sz w:val="21"/>
-        </w:rPr>
-        <w:t>]</w:t>
-      </w:r>
-    </w:p>
-    <w:p>
-      <w:pPr>
-        <w:spacing w:after="20"/>
-        <w:jc w:val="center"/>
-      </w:pPr>
-      <w:r>
-        <w:rPr>
-          <w:sz w:val="21"/>
-        </w:rPr>
-        <w:t>Harshaan Rehal</w:t>
-      </w:r>
-      <w:r>
-        <w:rPr>
-          <w:sz w:val="21"/>
-        </w:rPr>
-        <w:t xml:space="preserve"> – [</w:t>
-      </w:r>
-      <w:r>
-        <w:rPr>
-          <w:sz w:val="21"/>
-        </w:rPr>
-        <w:t>169057121</w:t>
-      </w:r>
-      <w:r>
-        <w:rPr>
-          <w:sz w:val="21"/>
-        </w:rPr>
-        <w:t>]</w:t>
-      </w:r>
-    </w:p>
-    <w:p>
-      <w:pPr>
-        <w:spacing w:after="20"/>
-        <w:jc w:val="center"/>
-      </w:pPr>
-      <w:r>
-        <w:rPr>
-          <w:sz w:val="21"/>
-        </w:rPr>
-        <w:t>Jeff Vu</w:t>
-      </w:r>
-      <w:r>
-        <w:rPr>
-          <w:sz w:val="21"/>
-        </w:rPr>
-        <w:t xml:space="preserve"> – [</w:t>
-      </w:r>
-      <w:r>
-        <w:rPr>
-          <w:sz w:val="21"/>
-        </w:rPr>
-        <w:t>169058539</w:t>
-      </w:r>
-      <w:r>
-        <w:rPr>
-          <w:sz w:val="21"/>
-        </w:rPr>
-        <w:t>]</w:t>
-      </w:r>
-    </w:p>
-    <w:p>
-      <w:pPr>
-        <w:spacing w:after="20"/>
-        <w:jc w:val="center"/>
-      </w:pPr>
-      <w:r>
-        <w:rPr>
-          <w:sz w:val="21"/>
-        </w:rPr>
-        <w:t>Hamza Mohammed</w:t>
-      </w:r>
-      <w:r>
-        <w:rPr>
-          <w:sz w:val="21"/>
-        </w:rPr>
-        <w:t xml:space="preserve"> – [</w:t>
-      </w:r>
-      <w:r>
-        <w:rPr>
-          <w:sz w:val="21"/>
-        </w:rPr>
-        <w:t>169061024</w:t>
-      </w:r>
-      <w:r>
-        <w:rPr>
-          <w:sz w:val="21"/>
-        </w:rPr>
-        <w:t>]</w:t>
-      </w:r>
-    </w:p>
-    <w:p>
-      <w:pPr>
-        <w:spacing w:after="20"/>
-        <w:jc w:val="center"/>
-      </w:pPr>
-      <w:r>
-        <w:rPr>
-          <w:sz w:val="21"/>
-        </w:rPr>
-        <w:t>Arren Haroutunian</w:t>
-      </w:r>
-      <w:r>
-        <w:rPr>
-          <w:sz w:val="21"/>
-        </w:rPr>
-        <w:t xml:space="preserve"> – [</w:t>
-      </w:r>
-      <w:r>
-        <w:rPr>
-          <w:sz w:val="21"/>
-        </w:rPr>
-        <w:t>210603250</w:t>
-      </w:r>
-      <w:r>
-        <w:rPr>
-          <w:sz w:val="21"/>
-        </w:rPr>
-        <w:t>]</w:t>
-      </w:r>
-    </w:p>
-    <w:p>
-      <w:r>
-        <w:br w:type="page"/>
-      </w:r>
+      </w:pPr>
     </w:p>
     <w:p>
       <w:pPr>
         <w:spacing w:before="280" w:after="80"/>
-      </w:pPr>
-      <w:r>
-        <w:rPr>
-          <w:b/>
-          <w:color w:val="1A375E"/>
-          <w:sz w:val="36"/>
-        </w:rPr>
-        <w:lastRenderedPageBreak/>
-        <w:t>Section 1: Project Proposal</w:t>
-      </w:r>
-    </w:p>
-    <w:p>
-      <w:pPr>
-        <w:spacing w:before="280" w:after="80"/>
-      </w:pPr>
-      <w:r>
         <w:rPr>
           <w:b/>
           <w:color w:val="2E6DB4"/>
           <w:sz w:val="26"/>
         </w:rPr>
-        <w:t>1.1 Problem</w:t>
-      </w:r>
-      <w:r>
+      </w:pPr>
+    </w:p>
+    <w:p>
+      <w:pPr>
+        <w:spacing w:before="280" w:after="80"/>
         <w:rPr>
           <w:b/>
           <w:color w:val="2E6DB4"/>
           <w:sz w:val="26"/>
         </w:rPr>
-        <w:t xml:space="preserve"> Statement and Motivation</w:t>
-      </w:r>
+      </w:pPr>
     </w:p>
     <w:p>
       <w:pPr>
         <w:spacing w:before="280" w:after="80"/>
-        <w:rPr>
-          <w:sz w:val="21"/>
-        </w:rPr>
-      </w:pPr>
-      <w:r>
-        <w:rPr>
-          <w:sz w:val="21"/>
-        </w:rPr>
-        <w:t>Have you ever found yourself needing your hair done, your plumbing fixed, and your lawn mowed all on the same day? Now imagine going to five different business websites just to book all these appointments. Sounds like a nightmare! </w:t>
-      </w:r>
-    </w:p>
-    <w:p>
-      <w:pPr>
-        <w:spacing w:before="280" w:after="80"/>
-        <w:rPr>
-          <w:sz w:val="21"/>
-        </w:rPr>
-      </w:pPr>
-      <w:r>
-        <w:rPr>
-          <w:sz w:val="21"/>
-        </w:rPr>
-        <w:t>Customers typically search across multiple websites, make phone calls, and check availability manually. Then it's rinse and repeat for every different type of service they need. At the same time, small and independent service providers lack an easy and efficient way to manage their availability online and accept bookings. There is no single, consistent platform where someone can discover, compare, and book any local or online service in one place. </w:t>
-      </w:r>
-    </w:p>
-    <w:p>
-      <w:pPr>
-        <w:spacing w:before="280" w:after="80"/>
-        <w:rPr>
-          <w:sz w:val="21"/>
-        </w:rPr>
-      </w:pPr>
-      <w:r>
-        <w:rPr>
-          <w:sz w:val="21"/>
-        </w:rPr>
-        <w:t>So,</w:t>
-      </w:r>
-      <w:r>
-        <w:rPr>
-          <w:sz w:val="21"/>
-        </w:rPr>
-        <w:t> what kind of platform exists that can accommodate </w:t>
-      </w:r>
-      <w:r>
-        <w:rPr>
-          <w:sz w:val="21"/>
-        </w:rPr>
-        <w:t>all</w:t>
-      </w:r>
-      <w:r>
-        <w:rPr>
-          <w:sz w:val="21"/>
-        </w:rPr>
-        <w:t> these needs? </w:t>
-      </w:r>
-    </w:p>
-    <w:p>
-      <w:pPr>
-        <w:spacing w:before="280" w:after="80"/>
-        <w:rPr>
-          <w:sz w:val="21"/>
-        </w:rPr>
-      </w:pPr>
-      <w:r>
-        <w:rPr>
-          <w:sz w:val="21"/>
-        </w:rPr>
-        <w:t>BookIt has all the solutions by providing a unified booking platform that works for any service category. The platform acts as a central hub where business owners can list their services, manage availability, and receive bookings, while customers can discover services based on either a specific </w:t>
-      </w:r>
-      <w:r>
-        <w:rPr>
-          <w:sz w:val="21"/>
-        </w:rPr>
-        <w:t>problem</w:t>
-      </w:r>
-      <w:r>
-        <w:rPr>
-          <w:sz w:val="21"/>
-        </w:rPr>
-        <w:t> they need solved or by browsing service categories. </w:t>
-      </w:r>
-    </w:p>
-    <w:p>
-      <w:pPr>
-        <w:spacing w:before="280" w:after="80"/>
-        <w:rPr>
-          <w:sz w:val="21"/>
-        </w:rPr>
-      </w:pPr>
-      <w:r>
-        <w:rPr>
-          <w:sz w:val="21"/>
-        </w:rPr>
-        <w:t>This project was born out of a desire to simplify the process of connecting customers with service providers, regardless of industry. Existing solutions such as Yelp, Booksy, or Calendly each serve narrow use cases or specific verticals.  </w:t>
-      </w:r>
-    </w:p>
-    <w:p>
-      <w:pPr>
-        <w:spacing w:before="280" w:after="80"/>
-        <w:rPr>
-          <w:sz w:val="21"/>
-        </w:rPr>
-      </w:pPr>
-      <w:r>
-        <w:rPr>
-          <w:sz w:val="21"/>
-        </w:rPr>
-        <w:t>BookIt is designed with the goals of centralizing scheduling, availability, and booking management for both customers and service providers. </w:t>
-      </w:r>
-    </w:p>
-    <w:p>
-      <w:pPr>
-        <w:spacing w:before="280" w:after="80"/>
-      </w:pPr>
-      <w:r>
         <w:rPr>
           <w:b/>
           <w:color w:val="2E6DB4"/>
           <w:sz w:val="26"/>
         </w:rPr>
-        <w:t>1.2 Target</w:t>
-      </w:r>
-      <w:r>
+      </w:pPr>
+    </w:p>
+    <w:p>
+      <w:pPr>
+        <w:spacing w:before="280" w:after="80"/>
         <w:rPr>
           <w:b/>
           <w:color w:val="2E6DB4"/>
           <w:sz w:val="26"/>
         </w:rPr>
-        <w:t xml:space="preserve"> Users</w:t>
-      </w:r>
-    </w:p>
-    <w:p>
-      <w:pPr>
-        <w:pStyle w:val="ListBullet"/>
-        <w:spacing w:after="40"/>
-      </w:pPr>
-      <w:r>
-        <w:rPr>
-          <w:sz w:val="21"/>
-        </w:rPr>
-        <w:t>Customers: Individuals looking to discover and book services quickly</w:t>
-      </w:r>
-      <w:r>
-        <w:rPr>
-          <w:sz w:val="21"/>
-        </w:rPr>
-        <w:t>,</w:t>
-      </w:r>
-      <w:r>
-        <w:rPr>
-          <w:sz w:val="21"/>
-        </w:rPr>
-        <w:t xml:space="preserve"> either by browsing categories or by describing their problem in natural language.</w:t>
-      </w:r>
-    </w:p>
-    <w:p>
-      <w:pPr>
-        <w:pStyle w:val="ListBullet"/>
-        <w:spacing w:after="40"/>
-      </w:pPr>
-      <w:r>
-        <w:rPr>
-          <w:sz w:val="21"/>
-        </w:rPr>
-        <w:t>Service Providers (Business Owners): Small business owners or independent professionals who want to list their services, set availability, and manage incoming bookings from a single dashboard.</w:t>
-      </w:r>
-    </w:p>
-    <w:p>
-      <w:pPr>
-        <w:pStyle w:val="ListBullet"/>
-        <w:spacing w:after="40"/>
-      </w:pPr>
-      <w:r>
-        <w:rPr>
-          <w:sz w:val="21"/>
-        </w:rPr>
-        <w:t>Administrators (optional, stretch): Platform administrators who can moderate service listings and manage user accounts.</w:t>
-      </w:r>
+      </w:pPr>
     </w:p>
     <w:p>
       <w:pPr>
         <w:spacing w:before="280" w:after="80"/>
-      </w:pPr>
-      <w:r>
         <w:rPr>
           <w:b/>
           <w:color w:val="2E6DB4"/>
           <w:sz w:val="26"/>
         </w:rPr>
-        <w:t>1.3  Application Concept and Scope</w:t>
-      </w:r>
-    </w:p>
-    <w:p>
-      <w:pPr>
-        <w:spacing w:after="80"/>
-      </w:pPr>
-      <w:r>
-        <w:rPr>
-          <w:sz w:val="21"/>
-        </w:rPr>
-        <w:t>BookIt</w:t>
-      </w:r>
-      <w:r>
-        <w:rPr>
-          <w:sz w:val="21"/>
-        </w:rPr>
-        <w:t xml:space="preserve"> is a full-stack web application that acts as a central hub connecting customers with local and online service providers. The platform supports two complementary discovery modes: a natural-language problem description (e.g., 'My lawn is very dry and I want to make it look better') that suggests relevant services, and a traditional category-based browsing system (Hair Styling, Lawn Care, Graphic Design, Tutoring, Home Repair, Cleaning, Fitness Training, Photography, Consulting, and more).</w:t>
-      </w:r>
-    </w:p>
-    <w:p>
-      <w:pPr>
-        <w:spacing w:after="80"/>
-      </w:pPr>
-      <w:r>
-        <w:rPr>
-          <w:sz w:val="21"/>
-        </w:rPr>
-        <w:t>Once a customer identifies a service, they can view its details, select a date, browse available time slots, and book the appointment directly on the platform. Service providers manage their listings and see incoming bookings through a dedicated dashboard.</w:t>
-      </w:r>
-    </w:p>
-    <w:p>
-      <w:pPr>
-        <w:spacing w:after="40"/>
-      </w:pPr>
-      <w:r>
-        <w:rPr>
-          <w:b/>
-          <w:sz w:val="21"/>
-        </w:rPr>
-        <w:lastRenderedPageBreak/>
-        <w:t>IN SCOPE:</w:t>
-      </w:r>
-    </w:p>
-    <w:p>
-      <w:pPr>
-        <w:pStyle w:val="ListBullet"/>
-        <w:spacing w:after="40"/>
-      </w:pPr>
-      <w:r>
-        <w:rPr>
-          <w:sz w:val="21"/>
-        </w:rPr>
-        <w:t>User registration and login for both customers and providers</w:t>
-      </w:r>
-    </w:p>
-    <w:p>
-      <w:pPr>
-        <w:pStyle w:val="ListBullet"/>
-        <w:spacing w:after="40"/>
-      </w:pPr>
-      <w:r>
-        <w:rPr>
-          <w:sz w:val="21"/>
-        </w:rPr>
-        <w:t>Service listing creation, editing, and deletion by providers</w:t>
-      </w:r>
-    </w:p>
-    <w:p>
-      <w:pPr>
-        <w:pStyle w:val="ListBullet"/>
-        <w:spacing w:after="40"/>
-      </w:pPr>
-      <w:r>
-        <w:rPr>
-          <w:sz w:val="21"/>
-        </w:rPr>
-        <w:t>Category-based service browsing by customers</w:t>
-      </w:r>
-    </w:p>
-    <w:p>
-      <w:pPr>
-        <w:pStyle w:val="ListBullet"/>
-        <w:spacing w:after="40"/>
-      </w:pPr>
-      <w:r>
-        <w:rPr>
-          <w:sz w:val="21"/>
-        </w:rPr>
-        <w:t>Natural-language service search / suggestion feature</w:t>
-      </w:r>
-    </w:p>
-    <w:p>
-      <w:pPr>
-        <w:pStyle w:val="ListBullet"/>
-        <w:spacing w:after="40"/>
-      </w:pPr>
-      <w:r>
-        <w:rPr>
-          <w:sz w:val="21"/>
-        </w:rPr>
-        <w:t>Service detail page with date and time-slot selection</w:t>
-      </w:r>
-    </w:p>
-    <w:p>
-      <w:pPr>
-        <w:pStyle w:val="ListBullet"/>
-        <w:spacing w:after="40"/>
-      </w:pPr>
-      <w:r>
-        <w:rPr>
-          <w:sz w:val="21"/>
-        </w:rPr>
-        <w:t>Appointment booking, viewing, and cancellation (CRUD on bookings)</w:t>
-      </w:r>
-    </w:p>
-    <w:p>
-      <w:pPr>
-        <w:pStyle w:val="ListBullet"/>
-        <w:spacing w:after="40"/>
-      </w:pPr>
-      <w:r>
-        <w:rPr>
-          <w:sz w:val="21"/>
-        </w:rPr>
-        <w:t>Provider dashboard: view and manage received bookings</w:t>
-      </w:r>
-    </w:p>
-    <w:p>
-      <w:pPr>
-        <w:pStyle w:val="ListBullet"/>
-        <w:spacing w:after="40"/>
-      </w:pPr>
-      <w:r>
-        <w:rPr>
-          <w:sz w:val="21"/>
-        </w:rPr>
-        <w:t>Customer dashboard: view upcoming and past bookings</w:t>
-      </w:r>
-    </w:p>
-    <w:p>
-      <w:pPr>
-        <w:pStyle w:val="ListBullet"/>
-        <w:spacing w:after="40"/>
-      </w:pPr>
-      <w:r>
-        <w:rPr>
-          <w:sz w:val="21"/>
-        </w:rPr>
-        <w:t>Input validation on all forms (client-side and server-side)</w:t>
-      </w:r>
-    </w:p>
-    <w:p>
-      <w:pPr>
-        <w:pStyle w:val="ListBullet"/>
-        <w:spacing w:after="40"/>
-      </w:pPr>
-      <w:r>
-        <w:rPr>
-          <w:sz w:val="21"/>
-        </w:rPr>
-        <w:t>Basic security: prepared statements, password hashing, XSS prevention</w:t>
-      </w:r>
-    </w:p>
-    <w:p>
-      <w:pPr>
-        <w:spacing w:after="40"/>
-      </w:pPr>
-      <w:r>
-        <w:rPr>
-          <w:b/>
-          <w:sz w:val="21"/>
-        </w:rPr>
-        <w:br/>
-        <w:t>OUT OF SCOPE:</w:t>
-      </w:r>
-    </w:p>
-    <w:p>
-      <w:pPr>
-        <w:pStyle w:val="ListBullet"/>
-        <w:spacing w:after="40"/>
-      </w:pPr>
-      <w:r>
-        <w:rPr>
-          <w:sz w:val="21"/>
-        </w:rPr>
-        <w:t>Payment processing or financial transactions</w:t>
-      </w:r>
-    </w:p>
-    <w:p>
-      <w:pPr>
-        <w:pStyle w:val="ListBullet"/>
-        <w:spacing w:after="40"/>
-      </w:pPr>
-      <w:r>
-        <w:rPr>
-          <w:sz w:val="21"/>
-        </w:rPr>
-        <w:t>Real-time messaging between customer and provider</w:t>
-      </w:r>
-    </w:p>
-    <w:p>
-      <w:pPr>
-        <w:pStyle w:val="ListBullet"/>
-        <w:spacing w:after="40"/>
-      </w:pPr>
-      <w:r>
-        <w:rPr>
-          <w:sz w:val="21"/>
-        </w:rPr>
-        <w:t>Email/SMS notifications</w:t>
-      </w:r>
-    </w:p>
-    <w:p>
-      <w:pPr>
-        <w:pStyle w:val="ListBullet"/>
-        <w:spacing w:after="40"/>
-      </w:pPr>
-      <w:r>
-        <w:rPr>
-          <w:sz w:val="21"/>
-        </w:rPr>
-        <w:t>Advanced AI/ML for natural-language search (simplified keyword matching instead)</w:t>
-      </w:r>
-    </w:p>
-    <w:p>
-      <w:pPr>
-        <w:pStyle w:val="ListBullet"/>
-        <w:spacing w:after="40"/>
-      </w:pPr>
-      <w:r>
-        <w:rPr>
-          <w:sz w:val="21"/>
-        </w:rPr>
-        <w:t>Mobile native app</w:t>
-      </w:r>
+      </w:pPr>
     </w:p>
     <w:p>
       <w:pPr>
@@ -963,82 +835,17 @@
       <w:pPr>
         <w:spacing w:before="280" w:after="80"/>
         <w:rPr>
+          <w:color w:val="000000" w:themeColor="text1"/>
+        </w:rPr>
+      </w:pPr>
+      <w:r>
+        <w:rPr>
           <w:b/>
-          <w:color w:val="2E6DB4"/>
+          <w:color w:val="000000" w:themeColor="text1"/>
           <w:sz w:val="26"/>
         </w:rPr>
-      </w:pPr>
-    </w:p>
-    <w:p>
-      <w:pPr>
-        <w:spacing w:before="280" w:after="80"/>
-        <w:rPr>
-          <w:b/>
-          <w:color w:val="2E6DB4"/>
-          <w:sz w:val="26"/>
-        </w:rPr>
-      </w:pPr>
-    </w:p>
-    <w:p>
-      <w:pPr>
-        <w:spacing w:before="280" w:after="80"/>
-        <w:rPr>
-          <w:b/>
-          <w:color w:val="2E6DB4"/>
-          <w:sz w:val="26"/>
-        </w:rPr>
-      </w:pPr>
-    </w:p>
-    <w:p>
-      <w:pPr>
-        <w:spacing w:before="280" w:after="80"/>
-        <w:rPr>
-          <w:b/>
-          <w:color w:val="2E6DB4"/>
-          <w:sz w:val="26"/>
-        </w:rPr>
-      </w:pPr>
-    </w:p>
-    <w:p>
-      <w:pPr>
-        <w:spacing w:before="280" w:after="80"/>
-        <w:rPr>
-          <w:b/>
-          <w:color w:val="2E6DB4"/>
-          <w:sz w:val="26"/>
-        </w:rPr>
-      </w:pPr>
-    </w:p>
-    <w:p>
-      <w:pPr>
-        <w:spacing w:before="280" w:after="80"/>
-        <w:rPr>
-          <w:b/>
-          <w:color w:val="2E6DB4"/>
-          <w:sz w:val="26"/>
-        </w:rPr>
-      </w:pPr>
-    </w:p>
-    <w:p>
-      <w:pPr>
-        <w:spacing w:before="280" w:after="80"/>
-      </w:pPr>
-      <w:r>
-        <w:rPr>
-          <w:b/>
-          <w:color w:val="2E6DB4"/>
-          <w:sz w:val="26"/>
-        </w:rPr>
         <w:lastRenderedPageBreak/>
-        <w:t>1.4 Feature</w:t>
-      </w:r>
-      <w:r>
-        <w:rPr>
-          <w:b/>
-          <w:color w:val="2E6DB4"/>
-          <w:sz w:val="26"/>
-        </w:rPr>
-        <w:t xml:space="preserve"> List </w:t>
+        <w:t xml:space="preserve">1.4 Feature List </w:t>
       </w:r>
     </w:p>
     <w:tbl>
@@ -1492,19 +1299,7 @@
               <w:rPr>
                 <w:sz w:val="21"/>
               </w:rPr>
-              <w:t xml:space="preserve">Starred / </w:t>
-            </w:r>
-            <w:r>
-              <w:rPr>
-                <w:sz w:val="21"/>
-              </w:rPr>
-              <w:t>Favorited</w:t>
-            </w:r>
-            <w:r>
-              <w:rPr>
-                <w:sz w:val="21"/>
-              </w:rPr>
-              <w:t xml:space="preserve"> services list for customers</w:t>
+              <w:t>Starred / Favorited services list for customers</w:t>
             </w:r>
           </w:p>
           <w:p>
@@ -1565,11 +1360,14 @@
     <w:p>
       <w:pPr>
         <w:spacing w:before="280" w:after="80"/>
+        <w:rPr>
+          <w:color w:val="000000" w:themeColor="text1"/>
+        </w:rPr>
       </w:pPr>
       <w:r>
         <w:rPr>
           <w:b/>
-          <w:color w:val="1A375E"/>
+          <w:color w:val="000000" w:themeColor="text1"/>
           <w:sz w:val="36"/>
         </w:rPr>
         <w:lastRenderedPageBreak/>
@@ -1612,7 +1410,23 @@
                 <w:b/>
                 <w:color w:val="FFFFFF"/>
               </w:rPr>
-              <w:t xml:space="preserve">  AUTH-1  |  Customer Registration</w:t>
+              <w:t xml:space="preserve">  AUTH-</w:t>
+            </w:r>
+            <w:proofErr w:type="gramStart"/>
+            <w:r>
+              <w:rPr>
+                <w:b/>
+                <w:color w:val="FFFFFF"/>
+              </w:rPr>
+              <w:t>1  |</w:t>
+            </w:r>
+            <w:proofErr w:type="gramEnd"/>
+            <w:r>
+              <w:rPr>
+                <w:b/>
+                <w:color w:val="FFFFFF"/>
+              </w:rPr>
+              <w:t xml:space="preserve">  Customer Registration</w:t>
             </w:r>
           </w:p>
         </w:tc>
@@ -1979,7 +1793,23 @@
                 <w:b/>
                 <w:color w:val="FFFFFF"/>
               </w:rPr>
-              <w:t xml:space="preserve">  AUTH-2  |  User Login</w:t>
+              <w:t xml:space="preserve">  AUTH-</w:t>
+            </w:r>
+            <w:proofErr w:type="gramStart"/>
+            <w:r>
+              <w:rPr>
+                <w:b/>
+                <w:color w:val="FFFFFF"/>
+              </w:rPr>
+              <w:t>2  |</w:t>
+            </w:r>
+            <w:proofErr w:type="gramEnd"/>
+            <w:r>
+              <w:rPr>
+                <w:b/>
+                <w:color w:val="FFFFFF"/>
+              </w:rPr>
+              <w:t xml:space="preserve">  User Login</w:t>
             </w:r>
           </w:p>
         </w:tc>
@@ -2714,7 +2544,23 @@
                 <w:b/>
                 <w:color w:val="FFFFFF"/>
               </w:rPr>
-              <w:t xml:space="preserve">  PROV-2  |  Create Service Listing</w:t>
+              <w:t xml:space="preserve">  PROV-</w:t>
+            </w:r>
+            <w:proofErr w:type="gramStart"/>
+            <w:r>
+              <w:rPr>
+                <w:b/>
+                <w:color w:val="FFFFFF"/>
+              </w:rPr>
+              <w:t>2  |</w:t>
+            </w:r>
+            <w:proofErr w:type="gramEnd"/>
+            <w:r>
+              <w:rPr>
+                <w:b/>
+                <w:color w:val="FFFFFF"/>
+              </w:rPr>
+              <w:t xml:space="preserve">  Create Service Listing</w:t>
             </w:r>
           </w:p>
         </w:tc>
@@ -3069,7 +2915,23 @@
                 <w:b/>
                 <w:color w:val="FFFFFF"/>
               </w:rPr>
-              <w:t xml:space="preserve">  PROV-3  |  Edit Service Listing</w:t>
+              <w:t xml:space="preserve">  PROV-</w:t>
+            </w:r>
+            <w:proofErr w:type="gramStart"/>
+            <w:r>
+              <w:rPr>
+                <w:b/>
+                <w:color w:val="FFFFFF"/>
+              </w:rPr>
+              <w:t>3  |</w:t>
+            </w:r>
+            <w:proofErr w:type="gramEnd"/>
+            <w:r>
+              <w:rPr>
+                <w:b/>
+                <w:color w:val="FFFFFF"/>
+              </w:rPr>
+              <w:t xml:space="preserve">  Edit Service Listing</w:t>
             </w:r>
           </w:p>
         </w:tc>
@@ -3811,7 +3673,23 @@
                 <w:b/>
                 <w:color w:val="FFFFFF"/>
               </w:rPr>
-              <w:t xml:space="preserve">  CUST-1  |  Browse Services by Category</w:t>
+              <w:t xml:space="preserve">  CUST-</w:t>
+            </w:r>
+            <w:proofErr w:type="gramStart"/>
+            <w:r>
+              <w:rPr>
+                <w:b/>
+                <w:color w:val="FFFFFF"/>
+              </w:rPr>
+              <w:t>1  |</w:t>
+            </w:r>
+            <w:proofErr w:type="gramEnd"/>
+            <w:r>
+              <w:rPr>
+                <w:b/>
+                <w:color w:val="FFFFFF"/>
+              </w:rPr>
+              <w:t xml:space="preserve">  Browse Services by Category</w:t>
             </w:r>
           </w:p>
         </w:tc>
@@ -5651,11 +5529,14 @@
     <w:p>
       <w:pPr>
         <w:spacing w:before="280" w:after="80"/>
+        <w:rPr>
+          <w:color w:val="000000" w:themeColor="text1"/>
+        </w:rPr>
       </w:pPr>
       <w:r>
         <w:rPr>
           <w:b/>
-          <w:color w:val="1A375E"/>
+          <w:color w:val="000000" w:themeColor="text1"/>
           <w:sz w:val="36"/>
         </w:rPr>
         <w:lastRenderedPageBreak/>
@@ -5677,41 +5558,160 @@
     <w:p>
       <w:pPr>
         <w:spacing w:before="280" w:after="80"/>
-      </w:pPr>
-      <w:r>
+        <w:rPr>
+          <w:color w:val="000000" w:themeColor="text1"/>
+        </w:rPr>
+      </w:pPr>
+      <w:r>
+        <w:rPr>
+          <w:b/>
+          <w:color w:val="000000" w:themeColor="text1"/>
+          <w:sz w:val="26"/>
+        </w:rPr>
+        <w:t>Navigation Flow Overview</w:t>
+      </w:r>
+    </w:p>
+    <w:p>
+      <w:pPr>
+        <w:pStyle w:val="ListBullet"/>
+        <w:spacing w:after="40"/>
+      </w:pPr>
+      <w:proofErr w:type="gramStart"/>
+      <w:r>
+        <w:rPr>
+          <w:sz w:val="21"/>
+        </w:rPr>
+        <w:t>Homepage  →</w:t>
+      </w:r>
+      <w:proofErr w:type="gramEnd"/>
+      <w:r>
+        <w:rPr>
+          <w:sz w:val="21"/>
+        </w:rPr>
+        <w:t xml:space="preserve">  Register / </w:t>
+      </w:r>
+      <w:proofErr w:type="gramStart"/>
+      <w:r>
+        <w:rPr>
+          <w:sz w:val="21"/>
+        </w:rPr>
+        <w:t>Login  →</w:t>
+      </w:r>
+      <w:proofErr w:type="gramEnd"/>
+      <w:r>
+        <w:rPr>
+          <w:sz w:val="21"/>
+        </w:rPr>
+        <w:t xml:space="preserve">  Customer </w:t>
+      </w:r>
+      <w:proofErr w:type="gramStart"/>
+      <w:r>
+        <w:rPr>
+          <w:sz w:val="21"/>
+        </w:rPr>
+        <w:t>Dashboard  →</w:t>
+      </w:r>
+      <w:proofErr w:type="gramEnd"/>
+      <w:r>
+        <w:rPr>
+          <w:sz w:val="21"/>
+        </w:rPr>
+        <w:t xml:space="preserve">  Browse by </w:t>
+      </w:r>
+      <w:proofErr w:type="gramStart"/>
+      <w:r>
+        <w:rPr>
+          <w:sz w:val="21"/>
+        </w:rPr>
+        <w:t>Category  →</w:t>
+      </w:r>
+      <w:proofErr w:type="gramEnd"/>
+      <w:r>
+        <w:rPr>
+          <w:sz w:val="21"/>
+        </w:rPr>
+        <w:t xml:space="preserve">  Service </w:t>
+      </w:r>
+      <w:proofErr w:type="gramStart"/>
+      <w:r>
+        <w:rPr>
+          <w:sz w:val="21"/>
+        </w:rPr>
+        <w:t>List  →</w:t>
+      </w:r>
+      <w:proofErr w:type="gramEnd"/>
+      <w:r>
+        <w:rPr>
+          <w:sz w:val="21"/>
+        </w:rPr>
+        <w:t xml:space="preserve">  Service </w:t>
+      </w:r>
+      <w:proofErr w:type="gramStart"/>
+      <w:r>
+        <w:rPr>
+          <w:sz w:val="21"/>
+        </w:rPr>
+        <w:t>Detail  →</w:t>
+      </w:r>
+      <w:proofErr w:type="gramEnd"/>
+      <w:r>
+        <w:rPr>
+          <w:sz w:val="21"/>
+        </w:rPr>
+        <w:t xml:space="preserve">  Book </w:t>
+      </w:r>
+      <w:proofErr w:type="gramStart"/>
+      <w:r>
+        <w:rPr>
+          <w:sz w:val="21"/>
+        </w:rPr>
+        <w:t>Appointment  →</w:t>
+      </w:r>
+      <w:proofErr w:type="gramEnd"/>
+      <w:r>
+        <w:rPr>
+          <w:sz w:val="21"/>
+        </w:rPr>
+        <w:t xml:space="preserve">  Booking </w:t>
+      </w:r>
+      <w:proofErr w:type="gramStart"/>
+      <w:r>
+        <w:rPr>
+          <w:sz w:val="21"/>
+        </w:rPr>
+        <w:t>Confirmation  →</w:t>
+      </w:r>
+      <w:proofErr w:type="gramEnd"/>
+      <w:r>
+        <w:rPr>
+          <w:sz w:val="21"/>
+        </w:rPr>
+        <w:t xml:space="preserve">  My Bookings</w:t>
+      </w:r>
+    </w:p>
+    <w:p>
+      <w:pPr>
+        <w:pStyle w:val="ListBullet"/>
+        <w:spacing w:after="40"/>
+      </w:pPr>
+      <w:r>
+        <w:rPr>
+          <w:sz w:val="21"/>
+        </w:rPr>
+        <w:t>Homepage  →  Login  →  Provider Dashboard  →  My Services  →  Create / Edit Service  →  Manage Availability</w:t>
+      </w:r>
+    </w:p>
+    <w:p/>
+    <w:p>
+      <w:pPr>
+        <w:spacing w:before="200" w:after="80"/>
         <w:rPr>
           <w:b/>
           <w:color w:val="2E6DB4"/>
           <w:sz w:val="26"/>
         </w:rPr>
-        <w:t>Navigation Flow Overview</w:t>
-      </w:r>
-    </w:p>
-    <w:p>
-      <w:pPr>
-        <w:pStyle w:val="ListBullet"/>
-        <w:spacing w:after="40"/>
-      </w:pPr>
-      <w:r>
-        <w:rPr>
-          <w:sz w:val="21"/>
-        </w:rPr>
-        <w:t>Homepage  →  Register / Login  →  Customer Dashboard  →  Browse by Category  →  Service List  →  Service Detail  →  Book Appointment  →  Booking Confirmation  →  My Bookings</w:t>
-      </w:r>
-    </w:p>
-    <w:p>
-      <w:pPr>
-        <w:pStyle w:val="ListBullet"/>
-        <w:spacing w:after="40"/>
-      </w:pPr>
-      <w:r>
-        <w:rPr>
-          <w:sz w:val="21"/>
-        </w:rPr>
-        <w:t>Homepage  →  Login  →  Provider Dashboard  →  My Services  →  Create / Edit Service  →  Manage Availability</w:t>
-      </w:r>
-    </w:p>
-    <w:p/>
+      </w:pPr>
+    </w:p>
     <w:p>
       <w:pPr>
         <w:spacing w:before="200" w:after="80"/>
@@ -5876,20 +5876,13 @@
       <w:pPr>
         <w:spacing w:before="200" w:after="80"/>
         <w:rPr>
+          <w:color w:val="000000" w:themeColor="text1"/>
+        </w:rPr>
+      </w:pPr>
+      <w:r>
+        <w:rPr>
           <w:b/>
-          <w:color w:val="2E6DB4"/>
-          <w:sz w:val="26"/>
-        </w:rPr>
-      </w:pPr>
-    </w:p>
-    <w:p>
-      <w:pPr>
-        <w:spacing w:before="200" w:after="80"/>
-      </w:pPr>
-      <w:r>
-        <w:rPr>
-          <w:b/>
-          <w:color w:val="2E6DB4"/>
+          <w:color w:val="000000" w:themeColor="text1"/>
           <w:sz w:val="26"/>
         </w:rPr>
         <w:lastRenderedPageBreak/>
@@ -5901,14 +5894,14 @@
         <w:spacing w:after="80"/>
         <w:rPr>
           <w:b/>
-          <w:color w:val="1A375E"/>
+          <w:color w:val="000000" w:themeColor="text1"/>
           <w:sz w:val="19"/>
         </w:rPr>
       </w:pPr>
       <w:r>
         <w:rPr>
           <w:b/>
-          <w:color w:val="1A375E"/>
+          <w:color w:val="000000" w:themeColor="text1"/>
           <w:sz w:val="19"/>
         </w:rPr>
         <w:t>Referenced User Stories: CUST-1, CUST-2</w:t>
@@ -6032,20 +6025,20 @@
     </w:p>
     <w:p>
       <w:pPr>
-        <w:pBdr>
-          <w:bottom w:val="single" w:sz="6" w:space="1" w:color="2E6DB4"/>
-        </w:pBdr>
-        <w:spacing w:before="40" w:after="40"/>
-      </w:pPr>
-    </w:p>
-    <w:p>
-      <w:pPr>
         <w:spacing w:before="200" w:after="80"/>
       </w:pPr>
+    </w:p>
+    <w:p>
+      <w:pPr>
+        <w:spacing w:before="200" w:after="80"/>
+        <w:rPr>
+          <w:color w:val="000000" w:themeColor="text1"/>
+        </w:rPr>
+      </w:pPr>
       <w:r>
         <w:rPr>
           <w:b/>
-          <w:color w:val="2E6DB4"/>
+          <w:color w:val="000000" w:themeColor="text1"/>
           <w:sz w:val="26"/>
         </w:rPr>
         <w:lastRenderedPageBreak/>
@@ -6057,14 +6050,14 @@
         <w:spacing w:after="80"/>
         <w:rPr>
           <w:b/>
-          <w:color w:val="1A375E"/>
+          <w:color w:val="000000" w:themeColor="text1"/>
           <w:sz w:val="19"/>
         </w:rPr>
       </w:pPr>
       <w:r>
         <w:rPr>
           <w:b/>
-          <w:color w:val="1A375E"/>
+          <w:color w:val="000000" w:themeColor="text1"/>
           <w:sz w:val="19"/>
         </w:rPr>
         <w:t>Referenced User Stories: AUTH-1, AUTH-2, PROV-1</w:t>
@@ -6188,20 +6181,20 @@
     </w:p>
     <w:p>
       <w:pPr>
-        <w:pBdr>
-          <w:bottom w:val="single" w:sz="6" w:space="1" w:color="2E6DB4"/>
-        </w:pBdr>
-        <w:spacing w:before="40" w:after="40"/>
-      </w:pPr>
-    </w:p>
-    <w:p>
-      <w:pPr>
         <w:spacing w:before="200" w:after="80"/>
       </w:pPr>
+    </w:p>
+    <w:p>
+      <w:pPr>
+        <w:spacing w:before="200" w:after="80"/>
+        <w:rPr>
+          <w:color w:val="000000" w:themeColor="text1"/>
+        </w:rPr>
+      </w:pPr>
       <w:r>
         <w:rPr>
           <w:b/>
-          <w:color w:val="2E6DB4"/>
+          <w:color w:val="000000" w:themeColor="text1"/>
           <w:sz w:val="26"/>
         </w:rPr>
         <w:lastRenderedPageBreak/>
@@ -6211,11 +6204,14 @@
     <w:p>
       <w:pPr>
         <w:spacing w:after="80"/>
+        <w:rPr>
+          <w:color w:val="000000" w:themeColor="text1"/>
+        </w:rPr>
       </w:pPr>
       <w:r>
         <w:rPr>
           <w:b/>
-          <w:color w:val="1A375E"/>
+          <w:color w:val="000000" w:themeColor="text1"/>
           <w:sz w:val="19"/>
         </w:rPr>
         <w:t>Referenced User Stories: CUST-1, CUST-2</w:t>
@@ -6352,20 +6348,20 @@
     </w:p>
     <w:p>
       <w:pPr>
-        <w:pBdr>
-          <w:bottom w:val="single" w:sz="6" w:space="1" w:color="2E6DB4"/>
-        </w:pBdr>
-        <w:spacing w:before="40" w:after="40"/>
-      </w:pPr>
-    </w:p>
-    <w:p>
-      <w:pPr>
         <w:spacing w:before="200" w:after="80"/>
       </w:pPr>
+    </w:p>
+    <w:p>
+      <w:pPr>
+        <w:spacing w:before="200" w:after="80"/>
+        <w:rPr>
+          <w:color w:val="000000" w:themeColor="text1"/>
+        </w:rPr>
+      </w:pPr>
       <w:r>
         <w:rPr>
           <w:b/>
-          <w:color w:val="2E6DB4"/>
+          <w:color w:val="000000" w:themeColor="text1"/>
           <w:sz w:val="26"/>
         </w:rPr>
         <w:lastRenderedPageBreak/>
@@ -6377,14 +6373,14 @@
         <w:spacing w:after="80"/>
         <w:rPr>
           <w:b/>
-          <w:color w:val="1A375E"/>
+          <w:color w:val="000000" w:themeColor="text1"/>
           <w:sz w:val="19"/>
         </w:rPr>
       </w:pPr>
       <w:r>
         <w:rPr>
           <w:b/>
-          <w:color w:val="1A375E"/>
+          <w:color w:val="000000" w:themeColor="text1"/>
           <w:sz w:val="19"/>
         </w:rPr>
         <w:t>Referenced User Stories: CUST-3, CUST-4</w:t>
@@ -6508,20 +6504,20 @@
     </w:p>
     <w:p>
       <w:pPr>
-        <w:pBdr>
-          <w:bottom w:val="single" w:sz="6" w:space="1" w:color="2E6DB4"/>
-        </w:pBdr>
-        <w:spacing w:before="40" w:after="40"/>
-      </w:pPr>
-    </w:p>
-    <w:p>
-      <w:pPr>
         <w:spacing w:before="200" w:after="80"/>
       </w:pPr>
+    </w:p>
+    <w:p>
+      <w:pPr>
+        <w:spacing w:before="200" w:after="80"/>
+        <w:rPr>
+          <w:color w:val="000000" w:themeColor="text1"/>
+        </w:rPr>
+      </w:pPr>
       <w:r>
         <w:rPr>
           <w:b/>
-          <w:color w:val="2E6DB4"/>
+          <w:color w:val="000000" w:themeColor="text1"/>
           <w:sz w:val="26"/>
         </w:rPr>
         <w:lastRenderedPageBreak/>
@@ -6533,14 +6529,14 @@
         <w:spacing w:after="80"/>
         <w:rPr>
           <w:b/>
-          <w:color w:val="1A375E"/>
+          <w:color w:val="000000" w:themeColor="text1"/>
           <w:sz w:val="19"/>
         </w:rPr>
       </w:pPr>
       <w:r>
         <w:rPr>
           <w:b/>
-          <w:color w:val="1A375E"/>
+          <w:color w:val="000000" w:themeColor="text1"/>
           <w:sz w:val="19"/>
         </w:rPr>
         <w:t>Referenced User Stories: CUST-4</w:t>
@@ -6733,20 +6729,15 @@
     </w:p>
     <w:p>
       <w:pPr>
-        <w:pBdr>
-          <w:bottom w:val="single" w:sz="6" w:space="1" w:color="2E6DB4"/>
-        </w:pBdr>
-        <w:spacing w:before="40" w:after="40"/>
-      </w:pPr>
-    </w:p>
-    <w:p>
-      <w:pPr>
         <w:spacing w:before="200" w:after="80"/>
+        <w:rPr>
+          <w:color w:val="000000" w:themeColor="text1"/>
+        </w:rPr>
       </w:pPr>
       <w:r>
         <w:rPr>
           <w:b/>
-          <w:color w:val="2E6DB4"/>
+          <w:color w:val="000000" w:themeColor="text1"/>
           <w:sz w:val="26"/>
         </w:rPr>
         <w:t>WF-06: Booking Confirmation</w:t>
@@ -6755,11 +6746,14 @@
     <w:p>
       <w:pPr>
         <w:spacing w:after="80"/>
+        <w:rPr>
+          <w:color w:val="000000" w:themeColor="text1"/>
+        </w:rPr>
       </w:pPr>
       <w:r>
         <w:rPr>
           <w:b/>
-          <w:color w:val="1A375E"/>
+          <w:color w:val="000000" w:themeColor="text1"/>
           <w:sz w:val="19"/>
         </w:rPr>
         <w:t>Referenced User Stories: CUST-4</w:t>
@@ -6825,33 +6819,32 @@
     </w:p>
     <w:p>
       <w:pPr>
-        <w:pBdr>
-          <w:bottom w:val="single" w:sz="6" w:space="1" w:color="2E6DB4"/>
-        </w:pBdr>
-        <w:spacing w:before="40" w:after="40"/>
-      </w:pPr>
-    </w:p>
-    <w:p>
-      <w:pPr>
         <w:spacing w:before="200" w:after="80"/>
+        <w:rPr>
+          <w:color w:val="000000" w:themeColor="text1"/>
+        </w:rPr>
       </w:pPr>
       <w:r>
         <w:rPr>
           <w:b/>
-          <w:color w:val="2E6DB4"/>
+          <w:color w:val="000000" w:themeColor="text1"/>
           <w:sz w:val="26"/>
         </w:rPr>
+        <w:lastRenderedPageBreak/>
         <w:t>WF-07: Customer Dashboard (My Bookings)</w:t>
       </w:r>
     </w:p>
     <w:p>
       <w:pPr>
         <w:spacing w:after="80"/>
+        <w:rPr>
+          <w:color w:val="000000" w:themeColor="text1"/>
+        </w:rPr>
       </w:pPr>
       <w:r>
         <w:rPr>
           <w:b/>
-          <w:color w:val="1A375E"/>
+          <w:color w:val="000000" w:themeColor="text1"/>
           <w:sz w:val="19"/>
         </w:rPr>
         <w:t>Referenced User Stories: CUST-5, REV-1</w:t>
@@ -6985,33 +6978,42 @@
     </w:p>
     <w:p>
       <w:pPr>
-        <w:pBdr>
-          <w:bottom w:val="single" w:sz="6" w:space="1" w:color="2E6DB4"/>
-        </w:pBdr>
-        <w:spacing w:before="40" w:after="40"/>
-      </w:pPr>
-    </w:p>
-    <w:p>
-      <w:pPr>
         <w:spacing w:before="200" w:after="80"/>
-      </w:pPr>
-      <w:r>
         <w:rPr>
           <w:b/>
-          <w:color w:val="2E6DB4"/>
+          <w:color w:val="000000" w:themeColor="text1"/>
           <w:sz w:val="26"/>
         </w:rPr>
+      </w:pPr>
+    </w:p>
+    <w:p>
+      <w:pPr>
+        <w:spacing w:before="200" w:after="80"/>
+        <w:rPr>
+          <w:color w:val="000000" w:themeColor="text1"/>
+        </w:rPr>
+      </w:pPr>
+      <w:r>
+        <w:rPr>
+          <w:b/>
+          <w:color w:val="000000" w:themeColor="text1"/>
+          <w:sz w:val="26"/>
+        </w:rPr>
+        <w:lastRenderedPageBreak/>
         <w:t>WF-08: Provider Dashboard</w:t>
       </w:r>
     </w:p>
     <w:p>
       <w:pPr>
         <w:spacing w:after="80"/>
+        <w:rPr>
+          <w:color w:val="000000" w:themeColor="text1"/>
+        </w:rPr>
       </w:pPr>
       <w:r>
         <w:rPr>
           <w:b/>
-          <w:color w:val="1A375E"/>
+          <w:color w:val="000000" w:themeColor="text1"/>
           <w:sz w:val="19"/>
         </w:rPr>
         <w:t>Referenced User Stories: PROV-2, PROV-3, PROV-4, PROV-6</w:t>
@@ -7077,18 +7079,10 @@
     </w:p>
     <w:p>
       <w:pPr>
-        <w:pBdr>
-          <w:bottom w:val="single" w:sz="6" w:space="1" w:color="2E6DB4"/>
-        </w:pBdr>
-        <w:spacing w:before="40" w:after="40"/>
-      </w:pPr>
-    </w:p>
-    <w:p>
-      <w:pPr>
         <w:spacing w:before="200" w:after="80"/>
         <w:rPr>
           <w:b/>
-          <w:color w:val="2E6DB4"/>
+          <w:color w:val="000000" w:themeColor="text1"/>
           <w:sz w:val="26"/>
         </w:rPr>
       </w:pPr>
@@ -7098,7 +7092,7 @@
         <w:spacing w:before="200" w:after="80"/>
         <w:rPr>
           <w:b/>
-          <w:color w:val="2E6DB4"/>
+          <w:color w:val="000000" w:themeColor="text1"/>
           <w:sz w:val="26"/>
         </w:rPr>
       </w:pPr>
@@ -7108,7 +7102,7 @@
         <w:spacing w:before="200" w:after="80"/>
         <w:rPr>
           <w:b/>
-          <w:color w:val="2E6DB4"/>
+          <w:color w:val="000000" w:themeColor="text1"/>
           <w:sz w:val="26"/>
         </w:rPr>
       </w:pPr>
@@ -7118,7 +7112,7 @@
         <w:spacing w:before="200" w:after="80"/>
         <w:rPr>
           <w:b/>
-          <w:color w:val="2E6DB4"/>
+          <w:color w:val="000000" w:themeColor="text1"/>
           <w:sz w:val="26"/>
         </w:rPr>
       </w:pPr>
@@ -7128,7 +7122,7 @@
         <w:spacing w:before="200" w:after="80"/>
         <w:rPr>
           <w:b/>
-          <w:color w:val="2E6DB4"/>
+          <w:color w:val="000000" w:themeColor="text1"/>
           <w:sz w:val="26"/>
         </w:rPr>
       </w:pPr>
@@ -7138,7 +7132,7 @@
         <w:spacing w:before="200" w:after="80"/>
         <w:rPr>
           <w:b/>
-          <w:color w:val="2E6DB4"/>
+          <w:color w:val="000000" w:themeColor="text1"/>
           <w:sz w:val="26"/>
         </w:rPr>
       </w:pPr>
@@ -7148,7 +7142,7 @@
         <w:spacing w:before="200" w:after="80"/>
         <w:rPr>
           <w:b/>
-          <w:color w:val="2E6DB4"/>
+          <w:color w:val="000000" w:themeColor="text1"/>
           <w:sz w:val="26"/>
         </w:rPr>
       </w:pPr>
@@ -7158,7 +7152,7 @@
         <w:spacing w:before="200" w:after="80"/>
         <w:rPr>
           <w:b/>
-          <w:color w:val="2E6DB4"/>
+          <w:color w:val="000000" w:themeColor="text1"/>
           <w:sz w:val="26"/>
         </w:rPr>
       </w:pPr>
@@ -7168,7 +7162,7 @@
         <w:spacing w:before="200" w:after="80"/>
         <w:rPr>
           <w:b/>
-          <w:color w:val="2E6DB4"/>
+          <w:color w:val="000000" w:themeColor="text1"/>
           <w:sz w:val="26"/>
         </w:rPr>
       </w:pPr>
@@ -7178,7 +7172,7 @@
         <w:spacing w:before="200" w:after="80"/>
         <w:rPr>
           <w:b/>
-          <w:color w:val="2E6DB4"/>
+          <w:color w:val="000000" w:themeColor="text1"/>
           <w:sz w:val="26"/>
         </w:rPr>
       </w:pPr>
@@ -7186,11 +7180,34 @@
     <w:p>
       <w:pPr>
         <w:spacing w:before="200" w:after="80"/>
-      </w:pPr>
-      <w:r>
         <w:rPr>
           <w:b/>
-          <w:color w:val="2E6DB4"/>
+          <w:color w:val="000000" w:themeColor="text1"/>
+          <w:sz w:val="26"/>
+        </w:rPr>
+      </w:pPr>
+    </w:p>
+    <w:p>
+      <w:pPr>
+        <w:spacing w:before="200" w:after="80"/>
+        <w:rPr>
+          <w:b/>
+          <w:color w:val="000000" w:themeColor="text1"/>
+          <w:sz w:val="26"/>
+        </w:rPr>
+      </w:pPr>
+    </w:p>
+    <w:p>
+      <w:pPr>
+        <w:spacing w:before="200" w:after="80"/>
+        <w:rPr>
+          <w:color w:val="000000" w:themeColor="text1"/>
+        </w:rPr>
+      </w:pPr>
+      <w:r>
+        <w:rPr>
+          <w:b/>
+          <w:color w:val="000000" w:themeColor="text1"/>
           <w:sz w:val="26"/>
         </w:rPr>
         <w:lastRenderedPageBreak/>
@@ -7202,23 +7219,18 @@
         <w:spacing w:after="80"/>
         <w:rPr>
           <w:b/>
-          <w:color w:val="1A375E"/>
+          <w:color w:val="000000" w:themeColor="text1"/>
           <w:sz w:val="19"/>
         </w:rPr>
       </w:pPr>
       <w:r>
         <w:rPr>
           <w:b/>
-          <w:color w:val="1A375E"/>
+          <w:color w:val="000000" w:themeColor="text1"/>
           <w:sz w:val="19"/>
         </w:rPr>
         <w:t>Referenced User Stories: PROV-2, PROV-3</w:t>
       </w:r>
-    </w:p>
-    <w:p>
-      <w:pPr>
-        <w:spacing w:after="80"/>
-      </w:pPr>
       <w:r>
         <w:rPr>
           <w:noProof/>
@@ -7333,14 +7345,6 @@
     </w:p>
     <w:p>
       <w:pPr>
-        <w:pBdr>
-          <w:bottom w:val="single" w:sz="6" w:space="1" w:color="2E6DB4"/>
-        </w:pBdr>
-        <w:spacing w:before="40" w:after="40"/>
-      </w:pPr>
-    </w:p>
-    <w:p>
-      <w:pPr>
         <w:spacing w:before="200" w:after="80"/>
         <w:rPr>
           <w:b/>
@@ -7352,24 +7356,31 @@
     <w:p>
       <w:pPr>
         <w:spacing w:before="200" w:after="80"/>
+        <w:rPr>
+          <w:color w:val="000000" w:themeColor="text1"/>
+        </w:rPr>
       </w:pPr>
       <w:r>
         <w:rPr>
           <w:b/>
-          <w:color w:val="2E6DB4"/>
+          <w:color w:val="000000" w:themeColor="text1"/>
           <w:sz w:val="26"/>
         </w:rPr>
+        <w:lastRenderedPageBreak/>
         <w:t>WF-10: Manage Availability (Time Slots)</w:t>
       </w:r>
     </w:p>
     <w:p>
       <w:pPr>
         <w:spacing w:after="80"/>
+        <w:rPr>
+          <w:color w:val="000000" w:themeColor="text1"/>
+        </w:rPr>
       </w:pPr>
       <w:r>
         <w:rPr>
           <w:b/>
-          <w:color w:val="1A375E"/>
+          <w:color w:val="000000" w:themeColor="text1"/>
           <w:sz w:val="19"/>
         </w:rPr>
         <w:t>Referenced User Stories: PROV-5</w:t>
@@ -7434,14 +7445,6 @@
       </w:r>
     </w:p>
     <w:p>
-      <w:pPr>
-        <w:pBdr>
-          <w:bottom w:val="single" w:sz="6" w:space="1" w:color="2E6DB4"/>
-        </w:pBdr>
-        <w:spacing w:before="40" w:after="40"/>
-      </w:pPr>
-    </w:p>
-    <w:p>
       <w:r>
         <w:br w:type="page"/>
       </w:r>
@@ -7449,11 +7452,14 @@
     <w:p>
       <w:pPr>
         <w:spacing w:before="280" w:after="80"/>
+        <w:rPr>
+          <w:color w:val="000000" w:themeColor="text1"/>
+        </w:rPr>
       </w:pPr>
       <w:r>
         <w:rPr>
           <w:b/>
-          <w:color w:val="1A375E"/>
+          <w:color w:val="000000" w:themeColor="text1"/>
           <w:sz w:val="36"/>
         </w:rPr>
         <w:lastRenderedPageBreak/>
@@ -7487,24 +7493,40 @@
     <w:p>
       <w:pPr>
         <w:spacing w:before="280" w:after="80"/>
-      </w:pPr>
+        <w:rPr>
+          <w:color w:val="000000" w:themeColor="text1"/>
+        </w:rPr>
+      </w:pPr>
+      <w:proofErr w:type="gramStart"/>
       <w:r>
         <w:rPr>
           <w:b/>
-          <w:color w:val="2E6DB4"/>
+          <w:color w:val="000000" w:themeColor="text1"/>
           <w:sz w:val="26"/>
         </w:rPr>
-        <w:t>4.1  Key Data Entities</w:t>
+        <w:t>4.1  Key</w:t>
+      </w:r>
+      <w:proofErr w:type="gramEnd"/>
+      <w:r>
+        <w:rPr>
+          <w:b/>
+          <w:color w:val="000000" w:themeColor="text1"/>
+          <w:sz w:val="26"/>
+        </w:rPr>
+        <w:t xml:space="preserve"> Data Entities</w:t>
       </w:r>
     </w:p>
     <w:p>
       <w:pPr>
         <w:spacing w:after="80"/>
+        <w:rPr>
+          <w:color w:val="000000" w:themeColor="text1"/>
+        </w:rPr>
       </w:pPr>
       <w:r>
         <w:rPr>
           <w:b/>
-          <w:color w:val="1A375E"/>
+          <w:color w:val="000000" w:themeColor="text1"/>
         </w:rPr>
         <w:t>Table: users</w:t>
       </w:r>
@@ -7517,7 +7539,21 @@
         <w:rPr>
           <w:sz w:val="20"/>
         </w:rPr>
-        <w:t>Stores all registered users (both customers and providers). Role field distinguishes between the two. Providers have an additional business_name field.</w:t>
+        <w:t xml:space="preserve">Stores </w:t>
+      </w:r>
+      <w:proofErr w:type="gramStart"/>
+      <w:r>
+        <w:rPr>
+          <w:sz w:val="20"/>
+        </w:rPr>
+        <w:t>all</w:t>
+      </w:r>
+      <w:proofErr w:type="gramEnd"/>
+      <w:r>
+        <w:rPr>
+          <w:sz w:val="20"/>
+        </w:rPr>
+        <w:t xml:space="preserve"> registered users (both customers and providers). Role field distinguishes between the two. Providers have an additional business_name field.</w:t>
       </w:r>
     </w:p>
     <w:p>
@@ -7608,11 +7644,14 @@
     <w:p>
       <w:pPr>
         <w:spacing w:after="80"/>
+        <w:rPr>
+          <w:color w:val="000000" w:themeColor="text1"/>
+        </w:rPr>
       </w:pPr>
       <w:r>
         <w:rPr>
           <w:b/>
-          <w:color w:val="1A375E"/>
+          <w:color w:val="000000" w:themeColor="text1"/>
         </w:rPr>
         <w:t>Table: services</w:t>
       </w:r>
@@ -7740,14 +7779,26 @@
     <w:p>
       <w:pPr>
         <w:spacing w:after="80"/>
+        <w:rPr>
+          <w:color w:val="000000" w:themeColor="text1"/>
+        </w:rPr>
       </w:pPr>
       <w:r>
         <w:rPr>
           <w:b/>
-          <w:color w:val="1A375E"/>
-        </w:rPr>
-        <w:t>Table: time_slots</w:t>
-      </w:r>
+          <w:color w:val="000000" w:themeColor="text1"/>
+        </w:rPr>
+        <w:t xml:space="preserve">Table: </w:t>
+      </w:r>
+      <w:proofErr w:type="spellStart"/>
+      <w:r>
+        <w:rPr>
+          <w:b/>
+          <w:color w:val="000000" w:themeColor="text1"/>
+        </w:rPr>
+        <w:t>time_slots</w:t>
+      </w:r>
+      <w:proofErr w:type="spellEnd"/>
     </w:p>
     <w:p>
       <w:pPr>
@@ -7836,12 +7887,25 @@
     <w:p>
       <w:pPr>
         <w:spacing w:after="80"/>
-      </w:pPr>
-      <w:r>
         <w:rPr>
           <w:b/>
-          <w:color w:val="1A375E"/>
-        </w:rPr>
+          <w:color w:val="000000" w:themeColor="text1"/>
+        </w:rPr>
+      </w:pPr>
+    </w:p>
+    <w:p>
+      <w:pPr>
+        <w:spacing w:after="80"/>
+        <w:rPr>
+          <w:color w:val="000000" w:themeColor="text1"/>
+        </w:rPr>
+      </w:pPr>
+      <w:r>
+        <w:rPr>
+          <w:b/>
+          <w:color w:val="000000" w:themeColor="text1"/>
+        </w:rPr>
+        <w:lastRenderedPageBreak/>
         <w:t>Table: bookings</w:t>
       </w:r>
     </w:p>
@@ -7853,7 +7917,6 @@
         <w:rPr>
           <w:sz w:val="20"/>
         </w:rPr>
-        <w:lastRenderedPageBreak/>
         <w:t>A confirmed appointment between a customer and a service provider for a specific time slot. Status tracks the lifecycle of the booking.</w:t>
       </w:r>
     </w:p>
@@ -7933,11 +7996,14 @@
     <w:p>
       <w:pPr>
         <w:spacing w:after="80"/>
+        <w:rPr>
+          <w:color w:val="000000" w:themeColor="text1"/>
+        </w:rPr>
       </w:pPr>
       <w:r>
         <w:rPr>
           <w:b/>
-          <w:color w:val="1A375E"/>
+          <w:color w:val="000000" w:themeColor="text1"/>
         </w:rPr>
         <w:t>Table: reviews</w:t>
       </w:r>
@@ -8041,11 +8107,14 @@
     <w:p>
       <w:pPr>
         <w:spacing w:after="80"/>
+        <w:rPr>
+          <w:color w:val="000000" w:themeColor="text1"/>
+        </w:rPr>
       </w:pPr>
       <w:r>
         <w:rPr>
           <w:b/>
-          <w:color w:val="1A375E"/>
+          <w:color w:val="000000" w:themeColor="text1"/>
         </w:rPr>
         <w:t>Table: categories</w:t>
       </w:r>
@@ -8101,11 +8170,14 @@
     <w:p>
       <w:pPr>
         <w:spacing w:before="280" w:after="80"/>
+        <w:rPr>
+          <w:color w:val="000000" w:themeColor="text1"/>
+        </w:rPr>
       </w:pPr>
       <w:r>
         <w:rPr>
           <w:b/>
-          <w:color w:val="2E6DB4"/>
+          <w:color w:val="000000" w:themeColor="text1"/>
           <w:sz w:val="26"/>
         </w:rPr>
         <w:t>4.2 Key Relationships</w:t>
@@ -8114,21 +8186,21 @@
     <w:tbl>
       <w:tblPr>
         <w:tblStyle w:val="TableGrid"/>
-        <w:tblW w:w="11229" w:type="dxa"/>
-        <w:tblInd w:w="-917" w:type="dxa"/>
+        <w:tblW w:w="9360" w:type="dxa"/>
+        <w:tblInd w:w="-5" w:type="dxa"/>
         <w:tblLayout w:type="fixed"/>
         <w:tblLook w:val="04A0" w:firstRow="1" w:lastRow="0" w:firstColumn="1" w:lastColumn="0" w:noHBand="0" w:noVBand="1"/>
       </w:tblPr>
       <w:tblGrid>
-        <w:gridCol w:w="2351"/>
-        <w:gridCol w:w="2351"/>
-        <w:gridCol w:w="2351"/>
-        <w:gridCol w:w="4176"/>
+        <w:gridCol w:w="1980"/>
+        <w:gridCol w:w="1260"/>
+        <w:gridCol w:w="1530"/>
+        <w:gridCol w:w="4590"/>
       </w:tblGrid>
       <w:tr>
         <w:tc>
           <w:tcPr>
-            <w:tcW w:w="2351" w:type="dxa"/>
+            <w:tcW w:w="1980" w:type="dxa"/>
             <w:shd w:val="clear" w:color="auto" w:fill="1A375E"/>
           </w:tcPr>
           <w:p>
@@ -8147,7 +8219,7 @@
         </w:tc>
         <w:tc>
           <w:tcPr>
-            <w:tcW w:w="2351" w:type="dxa"/>
+            <w:tcW w:w="1260" w:type="dxa"/>
             <w:shd w:val="clear" w:color="auto" w:fill="1A375E"/>
           </w:tcPr>
           <w:p>
@@ -8166,7 +8238,7 @@
         </w:tc>
         <w:tc>
           <w:tcPr>
-            <w:tcW w:w="2351" w:type="dxa"/>
+            <w:tcW w:w="1530" w:type="dxa"/>
             <w:shd w:val="clear" w:color="auto" w:fill="1A375E"/>
           </w:tcPr>
           <w:p>
@@ -8185,7 +8257,7 @@
         </w:tc>
         <w:tc>
           <w:tcPr>
-            <w:tcW w:w="4176" w:type="dxa"/>
+            <w:tcW w:w="4590" w:type="dxa"/>
             <w:shd w:val="clear" w:color="auto" w:fill="1A375E"/>
           </w:tcPr>
           <w:p>
@@ -8206,7 +8278,7 @@
       <w:tr>
         <w:tc>
           <w:tcPr>
-            <w:tcW w:w="2351" w:type="dxa"/>
+            <w:tcW w:w="1980" w:type="dxa"/>
             <w:shd w:val="clear" w:color="auto" w:fill="F7FAFD"/>
           </w:tcPr>
           <w:p>
@@ -8223,7 +8295,7 @@
         </w:tc>
         <w:tc>
           <w:tcPr>
-            <w:tcW w:w="2351" w:type="dxa"/>
+            <w:tcW w:w="1260" w:type="dxa"/>
             <w:shd w:val="clear" w:color="auto" w:fill="F7FAFD"/>
           </w:tcPr>
           <w:p>
@@ -8240,7 +8312,7 @@
         </w:tc>
         <w:tc>
           <w:tcPr>
-            <w:tcW w:w="2351" w:type="dxa"/>
+            <w:tcW w:w="1530" w:type="dxa"/>
             <w:shd w:val="clear" w:color="auto" w:fill="F7FAFD"/>
           </w:tcPr>
           <w:p>
@@ -8259,7 +8331,7 @@
         </w:tc>
         <w:tc>
           <w:tcPr>
-            <w:tcW w:w="4176" w:type="dxa"/>
+            <w:tcW w:w="4590" w:type="dxa"/>
             <w:shd w:val="clear" w:color="auto" w:fill="F7FAFD"/>
           </w:tcPr>
           <w:p>
@@ -8278,7 +8350,7 @@
       <w:tr>
         <w:tc>
           <w:tcPr>
-            <w:tcW w:w="2351" w:type="dxa"/>
+            <w:tcW w:w="1980" w:type="dxa"/>
             <w:shd w:val="clear" w:color="auto" w:fill="FFFFFF"/>
           </w:tcPr>
           <w:p>
@@ -8295,7 +8367,7 @@
         </w:tc>
         <w:tc>
           <w:tcPr>
-            <w:tcW w:w="2351" w:type="dxa"/>
+            <w:tcW w:w="1260" w:type="dxa"/>
             <w:shd w:val="clear" w:color="auto" w:fill="FFFFFF"/>
           </w:tcPr>
           <w:p>
@@ -8312,7 +8384,7 @@
         </w:tc>
         <w:tc>
           <w:tcPr>
-            <w:tcW w:w="2351" w:type="dxa"/>
+            <w:tcW w:w="1530" w:type="dxa"/>
             <w:shd w:val="clear" w:color="auto" w:fill="FFFFFF"/>
           </w:tcPr>
           <w:p>
@@ -8331,7 +8403,7 @@
         </w:tc>
         <w:tc>
           <w:tcPr>
-            <w:tcW w:w="4176" w:type="dxa"/>
+            <w:tcW w:w="4590" w:type="dxa"/>
             <w:shd w:val="clear" w:color="auto" w:fill="FFFFFF"/>
           </w:tcPr>
           <w:p>
@@ -8350,7 +8422,7 @@
       <w:tr>
         <w:tc>
           <w:tcPr>
-            <w:tcW w:w="2351" w:type="dxa"/>
+            <w:tcW w:w="1980" w:type="dxa"/>
             <w:shd w:val="clear" w:color="auto" w:fill="F7FAFD"/>
           </w:tcPr>
           <w:p>
@@ -8367,7 +8439,7 @@
         </w:tc>
         <w:tc>
           <w:tcPr>
-            <w:tcW w:w="2351" w:type="dxa"/>
+            <w:tcW w:w="1260" w:type="dxa"/>
             <w:shd w:val="clear" w:color="auto" w:fill="F7FAFD"/>
           </w:tcPr>
           <w:p>
@@ -8384,7 +8456,7 @@
         </w:tc>
         <w:tc>
           <w:tcPr>
-            <w:tcW w:w="2351" w:type="dxa"/>
+            <w:tcW w:w="1530" w:type="dxa"/>
             <w:shd w:val="clear" w:color="auto" w:fill="F7FAFD"/>
           </w:tcPr>
           <w:p>
@@ -8403,7 +8475,7 @@
         </w:tc>
         <w:tc>
           <w:tcPr>
-            <w:tcW w:w="4176" w:type="dxa"/>
+            <w:tcW w:w="4590" w:type="dxa"/>
             <w:shd w:val="clear" w:color="auto" w:fill="F7FAFD"/>
           </w:tcPr>
           <w:p>
@@ -8422,7 +8494,7 @@
       <w:tr>
         <w:tc>
           <w:tcPr>
-            <w:tcW w:w="2351" w:type="dxa"/>
+            <w:tcW w:w="1980" w:type="dxa"/>
             <w:shd w:val="clear" w:color="auto" w:fill="FFFFFF"/>
           </w:tcPr>
           <w:p>
@@ -8439,7 +8511,7 @@
         </w:tc>
         <w:tc>
           <w:tcPr>
-            <w:tcW w:w="2351" w:type="dxa"/>
+            <w:tcW w:w="1260" w:type="dxa"/>
             <w:shd w:val="clear" w:color="auto" w:fill="FFFFFF"/>
           </w:tcPr>
           <w:p>
@@ -8456,7 +8528,7 @@
         </w:tc>
         <w:tc>
           <w:tcPr>
-            <w:tcW w:w="2351" w:type="dxa"/>
+            <w:tcW w:w="1530" w:type="dxa"/>
             <w:shd w:val="clear" w:color="auto" w:fill="FFFFFF"/>
           </w:tcPr>
           <w:p>
@@ -8475,7 +8547,7 @@
         </w:tc>
         <w:tc>
           <w:tcPr>
-            <w:tcW w:w="4176" w:type="dxa"/>
+            <w:tcW w:w="4590" w:type="dxa"/>
             <w:shd w:val="clear" w:color="auto" w:fill="FFFFFF"/>
           </w:tcPr>
           <w:p>
@@ -8494,7 +8566,7 @@
       <w:tr>
         <w:tc>
           <w:tcPr>
-            <w:tcW w:w="2351" w:type="dxa"/>
+            <w:tcW w:w="1980" w:type="dxa"/>
             <w:shd w:val="clear" w:color="auto" w:fill="F7FAFD"/>
           </w:tcPr>
           <w:p>
@@ -8511,7 +8583,7 @@
         </w:tc>
         <w:tc>
           <w:tcPr>
-            <w:tcW w:w="2351" w:type="dxa"/>
+            <w:tcW w:w="1260" w:type="dxa"/>
             <w:shd w:val="clear" w:color="auto" w:fill="F7FAFD"/>
           </w:tcPr>
           <w:p>
@@ -8528,7 +8600,7 @@
         </w:tc>
         <w:tc>
           <w:tcPr>
-            <w:tcW w:w="2351" w:type="dxa"/>
+            <w:tcW w:w="1530" w:type="dxa"/>
             <w:shd w:val="clear" w:color="auto" w:fill="F7FAFD"/>
           </w:tcPr>
           <w:p>
@@ -8547,7 +8619,7 @@
         </w:tc>
         <w:tc>
           <w:tcPr>
-            <w:tcW w:w="4176" w:type="dxa"/>
+            <w:tcW w:w="4590" w:type="dxa"/>
             <w:shd w:val="clear" w:color="auto" w:fill="F7FAFD"/>
           </w:tcPr>
           <w:p>
@@ -8566,7 +8638,7 @@
       <w:tr>
         <w:tc>
           <w:tcPr>
-            <w:tcW w:w="2351" w:type="dxa"/>
+            <w:tcW w:w="1980" w:type="dxa"/>
             <w:shd w:val="clear" w:color="auto" w:fill="FFFFFF"/>
           </w:tcPr>
           <w:p>
@@ -8583,7 +8655,7 @@
         </w:tc>
         <w:tc>
           <w:tcPr>
-            <w:tcW w:w="2351" w:type="dxa"/>
+            <w:tcW w:w="1260" w:type="dxa"/>
             <w:shd w:val="clear" w:color="auto" w:fill="FFFFFF"/>
           </w:tcPr>
           <w:p>
@@ -8600,7 +8672,7 @@
         </w:tc>
         <w:tc>
           <w:tcPr>
-            <w:tcW w:w="2351" w:type="dxa"/>
+            <w:tcW w:w="1530" w:type="dxa"/>
             <w:shd w:val="clear" w:color="auto" w:fill="FFFFFF"/>
           </w:tcPr>
           <w:p>
@@ -8619,7 +8691,7 @@
         </w:tc>
         <w:tc>
           <w:tcPr>
-            <w:tcW w:w="4176" w:type="dxa"/>
+            <w:tcW w:w="4590" w:type="dxa"/>
             <w:shd w:val="clear" w:color="auto" w:fill="FFFFFF"/>
           </w:tcPr>
           <w:p>
@@ -8638,7 +8710,7 @@
       <w:tr>
         <w:tc>
           <w:tcPr>
-            <w:tcW w:w="2351" w:type="dxa"/>
+            <w:tcW w:w="1980" w:type="dxa"/>
             <w:shd w:val="clear" w:color="auto" w:fill="F7FAFD"/>
           </w:tcPr>
           <w:p>
@@ -8656,7 +8728,7 @@
         </w:tc>
         <w:tc>
           <w:tcPr>
-            <w:tcW w:w="2351" w:type="dxa"/>
+            <w:tcW w:w="1260" w:type="dxa"/>
             <w:shd w:val="clear" w:color="auto" w:fill="F7FAFD"/>
           </w:tcPr>
           <w:p>
@@ -8673,7 +8745,7 @@
         </w:tc>
         <w:tc>
           <w:tcPr>
-            <w:tcW w:w="2351" w:type="dxa"/>
+            <w:tcW w:w="1530" w:type="dxa"/>
             <w:shd w:val="clear" w:color="auto" w:fill="F7FAFD"/>
           </w:tcPr>
           <w:p>
@@ -8692,7 +8764,7 @@
         </w:tc>
         <w:tc>
           <w:tcPr>
-            <w:tcW w:w="4176" w:type="dxa"/>
+            <w:tcW w:w="4590" w:type="dxa"/>
             <w:shd w:val="clear" w:color="auto" w:fill="F7FAFD"/>
           </w:tcPr>
           <w:p>
@@ -8730,11 +8802,14 @@
     <w:p>
       <w:pPr>
         <w:spacing w:before="280" w:after="80"/>
+        <w:rPr>
+          <w:color w:val="000000" w:themeColor="text1"/>
+        </w:rPr>
       </w:pPr>
       <w:r>
         <w:rPr>
           <w:b/>
-          <w:color w:val="1A375E"/>
+          <w:color w:val="000000" w:themeColor="text1"/>
           <w:sz w:val="36"/>
         </w:rPr>
         <w:lastRenderedPageBreak/>
@@ -8744,22 +8819,17 @@
     <w:p>
       <w:pPr>
         <w:spacing w:before="280" w:after="80"/>
+        <w:rPr>
+          <w:color w:val="000000" w:themeColor="text1"/>
+        </w:rPr>
       </w:pPr>
       <w:r>
         <w:rPr>
           <w:b/>
-          <w:color w:val="2E6DB4"/>
+          <w:color w:val="000000" w:themeColor="text1"/>
           <w:sz w:val="26"/>
         </w:rPr>
-        <w:t>5.1 Team</w:t>
-      </w:r>
-      <w:r>
-        <w:rPr>
-          <w:b/>
-          <w:color w:val="2E6DB4"/>
-          <w:sz w:val="26"/>
-        </w:rPr>
-        <w:t xml:space="preserve"> Roles</w:t>
+        <w:t>5.1 Team Roles</w:t>
       </w:r>
     </w:p>
     <w:p>
@@ -8998,19 +9068,7 @@
               <w:rPr>
                 <w:sz w:val="19"/>
               </w:rPr>
-              <w:t>Hamza Mohammed,</w:t>
-            </w:r>
-            <w:r>
-              <w:rPr>
-                <w:sz w:val="19"/>
-              </w:rPr>
-              <w:t xml:space="preserve"> </w:t>
-            </w:r>
-            <w:r>
-              <w:rPr>
-                <w:sz w:val="19"/>
-              </w:rPr>
-              <w:t>Arren Haroutunian</w:t>
+              <w:t>Hamza Mohammed, Arren Haroutunian</w:t>
             </w:r>
           </w:p>
         </w:tc>
@@ -9299,7 +9357,7 @@
       <w:r>
         <w:rPr>
           <w:b/>
-          <w:color w:val="2E6DB4"/>
+          <w:color w:val="000000" w:themeColor="text1"/>
           <w:sz w:val="26"/>
         </w:rPr>
         <w:t>5.2 Communication Method</w:t>
@@ -9314,7 +9372,7 @@
         <w:rPr>
           <w:sz w:val="21"/>
         </w:rPr>
-        <w:t>Primary channel: [</w:t>
+        <w:t xml:space="preserve">Primary channel: </w:t>
       </w:r>
       <w:r>
         <w:rPr>
@@ -9338,7 +9396,13 @@
         <w:rPr>
           <w:sz w:val="21"/>
         </w:rPr>
-        <w:t>] — for daily async communication</w:t>
+        <w:t xml:space="preserve"> </w:t>
+      </w:r>
+      <w:r>
+        <w:rPr>
+          <w:sz w:val="21"/>
+        </w:rPr>
+        <w:t>— for daily async communication</w:t>
       </w:r>
     </w:p>
     <w:p>
@@ -9350,7 +9414,7 @@
         <w:rPr>
           <w:sz w:val="21"/>
         </w:rPr>
-        <w:t>Weekly meetings: [</w:t>
+        <w:t xml:space="preserve">Weekly meetings: </w:t>
       </w:r>
       <w:r>
         <w:rPr>
@@ -9362,7 +9426,7 @@
         <w:rPr>
           <w:sz w:val="21"/>
         </w:rPr>
-        <w:t xml:space="preserve"> / in-person] — every </w:t>
+        <w:t xml:space="preserve"> / in-person — every </w:t>
       </w:r>
       <w:r>
         <w:rPr>
@@ -9461,23 +9525,18 @@
     <w:p>
       <w:pPr>
         <w:spacing w:before="280" w:after="80"/>
+        <w:rPr>
+          <w:color w:val="000000" w:themeColor="text1"/>
+        </w:rPr>
       </w:pPr>
       <w:r>
         <w:rPr>
           <w:b/>
-          <w:color w:val="2E6DB4"/>
+          <w:color w:val="000000" w:themeColor="text1"/>
           <w:sz w:val="26"/>
         </w:rPr>
         <w:lastRenderedPageBreak/>
-        <w:t>5.3 Meeting</w:t>
-      </w:r>
-      <w:r>
-        <w:rPr>
-          <w:b/>
-          <w:color w:val="2E6DB4"/>
-          <w:sz w:val="26"/>
-        </w:rPr>
-        <w:t xml:space="preserve"> Cadence</w:t>
+        <w:t>5.3 Meeting Cadence</w:t>
       </w:r>
     </w:p>
     <w:p>
@@ -9552,15 +9611,24 @@
         <w:t>Pre-milestone review: dedicated meeting 3 days before each milestone deadline for final QA</w:t>
       </w:r>
     </w:p>
-    <w:p/>
+    <w:p>
+      <w:pPr>
+        <w:rPr>
+          <w:color w:val="000000" w:themeColor="text1"/>
+        </w:rPr>
+      </w:pPr>
+    </w:p>
     <w:p>
       <w:pPr>
         <w:spacing w:before="280" w:after="80"/>
+        <w:rPr>
+          <w:color w:val="000000" w:themeColor="text1"/>
+        </w:rPr>
       </w:pPr>
       <w:r>
         <w:rPr>
           <w:b/>
-          <w:color w:val="2E6DB4"/>
+          <w:color w:val="000000" w:themeColor="text1"/>
           <w:sz w:val="26"/>
         </w:rPr>
         <w:t>5.4 Sprint Plan</w:t>
@@ -9806,545 +9874,555 @@
     <w:p>
       <w:pPr>
         <w:spacing w:before="280" w:after="80"/>
-      </w:pPr>
-      <w:r>
+        <w:rPr>
+          <w:color w:val="000000" w:themeColor="text1"/>
+        </w:rPr>
+      </w:pPr>
+      <w:r>
+        <w:rPr>
+          <w:b/>
+          <w:color w:val="000000" w:themeColor="text1"/>
+          <w:sz w:val="26"/>
+        </w:rPr>
+        <w:t>5.5 Definition of Done (DoD)</w:t>
+      </w:r>
+    </w:p>
+    <w:p>
+      <w:pPr>
+        <w:spacing w:after="80"/>
+      </w:pPr>
+      <w:r>
+        <w:rPr>
+          <w:sz w:val="21"/>
+        </w:rPr>
+        <w:t xml:space="preserve">A task is considered DONE only when </w:t>
+      </w:r>
+      <w:proofErr w:type="gramStart"/>
+      <w:r>
+        <w:rPr>
+          <w:sz w:val="21"/>
+        </w:rPr>
+        <w:t>ALL of</w:t>
+      </w:r>
+      <w:proofErr w:type="gramEnd"/>
+      <w:r>
+        <w:rPr>
+          <w:sz w:val="21"/>
+        </w:rPr>
+        <w:t xml:space="preserve"> the following conditions are satisfied:</w:t>
+      </w:r>
+    </w:p>
+    <w:p>
+      <w:pPr>
+        <w:pStyle w:val="ListBullet"/>
+        <w:spacing w:after="40"/>
+      </w:pPr>
+      <w:r>
+        <w:rPr>
+          <w:sz w:val="21"/>
+        </w:rPr>
+        <w:t>The feature or fix is fully implemented and matches the acceptance criteria defined in the user story.</w:t>
+      </w:r>
+    </w:p>
+    <w:p>
+      <w:pPr>
+        <w:pStyle w:val="ListBullet"/>
+        <w:spacing w:after="40"/>
+      </w:pPr>
+      <w:r>
+        <w:rPr>
+          <w:sz w:val="21"/>
+        </w:rPr>
+        <w:t>Server-side validation is in place for all user inputs associated with the feature.</w:t>
+      </w:r>
+    </w:p>
+    <w:p>
+      <w:pPr>
+        <w:pStyle w:val="ListBullet"/>
+        <w:spacing w:after="40"/>
+      </w:pPr>
+      <w:r>
+        <w:rPr>
+          <w:sz w:val="21"/>
+        </w:rPr>
+        <w:t>The code has been committed to the GitHub repository with a meaningful commit message.</w:t>
+      </w:r>
+    </w:p>
+    <w:p>
+      <w:pPr>
+        <w:pStyle w:val="ListBullet"/>
+        <w:spacing w:after="40"/>
+      </w:pPr>
+      <w:r>
+        <w:rPr>
+          <w:sz w:val="21"/>
+        </w:rPr>
+        <w:t>The associated Kanban card has been moved to the 'In Review' column and reviewed by at least one other team member.</w:t>
+      </w:r>
+    </w:p>
+    <w:p>
+      <w:pPr>
+        <w:pStyle w:val="ListBullet"/>
+        <w:spacing w:after="40"/>
+      </w:pPr>
+      <w:r>
+        <w:rPr>
+          <w:sz w:val="21"/>
+        </w:rPr>
+        <w:t>No known bugs exist in the feature's primary workflow.</w:t>
+      </w:r>
+    </w:p>
+    <w:p>
+      <w:pPr>
+        <w:pStyle w:val="ListBullet"/>
+        <w:spacing w:after="40"/>
+      </w:pPr>
+      <w:r>
+        <w:rPr>
+          <w:sz w:val="21"/>
+        </w:rPr>
+        <w:t>The code follows consistent naming conventions and contains no commented-out dead code.</w:t>
+      </w:r>
+    </w:p>
+    <w:p>
+      <w:pPr>
+        <w:pStyle w:val="ListBullet"/>
+        <w:spacing w:after="40"/>
+      </w:pPr>
+      <w:r>
+        <w:rPr>
+          <w:sz w:val="21"/>
+        </w:rPr>
+        <w:t>The activity blog/wiki has been updated with the task completion if it represents a significant milestone.</w:t>
+      </w:r>
+    </w:p>
+    <w:p>
+      <w:pPr>
+        <w:pStyle w:val="ListBullet"/>
+        <w:spacing w:after="40"/>
+      </w:pPr>
+      <w:r>
+        <w:rPr>
+          <w:sz w:val="21"/>
+        </w:rPr>
+        <w:t>The Kanban card is moved to 'Done' only after the review is approved.</w:t>
+      </w:r>
+    </w:p>
+    <w:p>
+      <w:r>
+        <w:br w:type="page"/>
+      </w:r>
+    </w:p>
+    <w:p>
+      <w:pPr>
+        <w:spacing w:before="280" w:after="80"/>
+        <w:rPr>
+          <w:color w:val="000000" w:themeColor="text1"/>
+        </w:rPr>
+      </w:pPr>
+      <w:r>
+        <w:rPr>
+          <w:b/>
+          <w:color w:val="000000" w:themeColor="text1"/>
+          <w:sz w:val="36"/>
+        </w:rPr>
+        <w:lastRenderedPageBreak/>
+        <w:t>Section 6: GitHub Setup Evidence</w:t>
+      </w:r>
+    </w:p>
+    <w:p>
+      <w:pPr>
+        <w:spacing w:before="280" w:after="80"/>
+        <w:rPr>
+          <w:color w:val="000000" w:themeColor="text1"/>
+        </w:rPr>
+      </w:pPr>
+      <w:r>
+        <w:rPr>
+          <w:b/>
+          <w:color w:val="000000" w:themeColor="text1"/>
+          <w:sz w:val="26"/>
+        </w:rPr>
+        <w:t>6.1 Repository Structure</w:t>
+      </w:r>
+    </w:p>
+    <w:p>
+      <w:pPr>
+        <w:spacing w:after="80"/>
+      </w:pPr>
+      <w:r>
+        <w:rPr>
+          <w:sz w:val="21"/>
+        </w:rPr>
+        <w:t>The team's GitHub repository has been created and is accessible at the link provided in links.txt. The repository includes a README.md with a project skeleton, the team's GitHub Projects Kanban board with all required columns, and initial tasks assigned to team members.</w:t>
+      </w:r>
+    </w:p>
+    <w:p/>
+    <w:p>
+      <w:pPr>
+        <w:spacing w:after="80"/>
+      </w:pPr>
+      <w:r>
+        <w:rPr>
+          <w:b/>
+          <w:sz w:val="20"/>
+        </w:rPr>
+        <w:t>Planned Repository Directory Structure:</w:t>
+      </w:r>
+    </w:p>
+    <w:p>
+      <w:pPr>
+        <w:spacing w:before="40" w:after="120"/>
+      </w:pPr>
+      <w:r>
+        <w:rPr>
+          <w:rFonts w:ascii="Courier New" w:hAnsi="Courier New"/>
+          <w:sz w:val="17"/>
+        </w:rPr>
+        <w:t>servicehub/</w:t>
+      </w:r>
+      <w:r>
+        <w:rPr>
+          <w:rFonts w:ascii="Courier New" w:hAnsi="Courier New"/>
+          <w:sz w:val="17"/>
+        </w:rPr>
+        <w:br/>
+        <w:t>├── README.md</w:t>
+      </w:r>
+      <w:r>
+        <w:rPr>
+          <w:rFonts w:ascii="Courier New" w:hAnsi="Courier New"/>
+          <w:sz w:val="17"/>
+        </w:rPr>
+        <w:br/>
+        <w:t>├── links.txt</w:t>
+      </w:r>
+      <w:r>
+        <w:rPr>
+          <w:rFonts w:ascii="Courier New" w:hAnsi="Courier New"/>
+          <w:sz w:val="17"/>
+        </w:rPr>
+        <w:br/>
+        <w:t>├── docs/</w:t>
+      </w:r>
+      <w:r>
+        <w:rPr>
+          <w:rFonts w:ascii="Courier New" w:hAnsi="Courier New"/>
+          <w:sz w:val="17"/>
+        </w:rPr>
+        <w:br/>
+        <w:t>│   ├── milestone-01/         ← Milestone 01 PDFs</w:t>
+      </w:r>
+      <w:r>
+        <w:rPr>
+          <w:rFonts w:ascii="Courier New" w:hAnsi="Courier New"/>
+          <w:sz w:val="17"/>
+        </w:rPr>
+        <w:br/>
+        <w:t>│   └── wireframes/</w:t>
+      </w:r>
+      <w:r>
+        <w:rPr>
+          <w:rFonts w:ascii="Courier New" w:hAnsi="Courier New"/>
+          <w:sz w:val="17"/>
+        </w:rPr>
+        <w:br/>
+        <w:t>├── frontend/</w:t>
+      </w:r>
+      <w:r>
+        <w:rPr>
+          <w:rFonts w:ascii="Courier New" w:hAnsi="Courier New"/>
+          <w:sz w:val="17"/>
+        </w:rPr>
+        <w:br/>
+        <w:t>│   ├── index.html            ← Homepage</w:t>
+      </w:r>
+      <w:r>
+        <w:rPr>
+          <w:rFonts w:ascii="Courier New" w:hAnsi="Courier New"/>
+          <w:sz w:val="17"/>
+        </w:rPr>
+        <w:br/>
+        <w:t>│   ├── css/</w:t>
+      </w:r>
+      <w:r>
+        <w:rPr>
+          <w:rFonts w:ascii="Courier New" w:hAnsi="Courier New"/>
+          <w:sz w:val="17"/>
+        </w:rPr>
+        <w:br/>
+        <w:t>│   │   └── style.css</w:t>
+      </w:r>
+      <w:r>
+        <w:rPr>
+          <w:rFonts w:ascii="Courier New" w:hAnsi="Courier New"/>
+          <w:sz w:val="17"/>
+        </w:rPr>
+        <w:br/>
+        <w:t>│   ├── js/</w:t>
+      </w:r>
+      <w:r>
+        <w:rPr>
+          <w:rFonts w:ascii="Courier New" w:hAnsi="Courier New"/>
+          <w:sz w:val="17"/>
+        </w:rPr>
+        <w:br/>
+        <w:t>│   │   └── main.js</w:t>
+      </w:r>
+      <w:r>
+        <w:rPr>
+          <w:rFonts w:ascii="Courier New" w:hAnsi="Courier New"/>
+          <w:sz w:val="17"/>
+        </w:rPr>
+        <w:br/>
+        <w:t>│   └── pages/</w:t>
+      </w:r>
+      <w:r>
+        <w:rPr>
+          <w:rFonts w:ascii="Courier New" w:hAnsi="Courier New"/>
+          <w:sz w:val="17"/>
+        </w:rPr>
+        <w:br/>
+        <w:t>│       ├── login.html</w:t>
+      </w:r>
+      <w:r>
+        <w:rPr>
+          <w:rFonts w:ascii="Courier New" w:hAnsi="Courier New"/>
+          <w:sz w:val="17"/>
+        </w:rPr>
+        <w:br/>
+        <w:t>│       ├── register.html</w:t>
+      </w:r>
+      <w:r>
+        <w:rPr>
+          <w:rFonts w:ascii="Courier New" w:hAnsi="Courier New"/>
+          <w:sz w:val="17"/>
+        </w:rPr>
+        <w:br/>
+        <w:t>│       ├── services.html</w:t>
+      </w:r>
+      <w:r>
+        <w:rPr>
+          <w:rFonts w:ascii="Courier New" w:hAnsi="Courier New"/>
+          <w:sz w:val="17"/>
+        </w:rPr>
+        <w:br/>
+        <w:t>│       ├── service-detail.html</w:t>
+      </w:r>
+      <w:r>
+        <w:rPr>
+          <w:rFonts w:ascii="Courier New" w:hAnsi="Courier New"/>
+          <w:sz w:val="17"/>
+        </w:rPr>
+        <w:br/>
+        <w:t>│       ├── book.html</w:t>
+      </w:r>
+      <w:r>
+        <w:rPr>
+          <w:rFonts w:ascii="Courier New" w:hAnsi="Courier New"/>
+          <w:sz w:val="17"/>
+        </w:rPr>
+        <w:br/>
+        <w:t>│       ├── dashboard-customer.html</w:t>
+      </w:r>
+      <w:r>
+        <w:rPr>
+          <w:rFonts w:ascii="Courier New" w:hAnsi="Courier New"/>
+          <w:sz w:val="17"/>
+        </w:rPr>
+        <w:br/>
+        <w:t>│       └── dashboard-provider.html</w:t>
+      </w:r>
+      <w:r>
+        <w:rPr>
+          <w:rFonts w:ascii="Courier New" w:hAnsi="Courier New"/>
+          <w:sz w:val="17"/>
+        </w:rPr>
+        <w:br/>
+        <w:t>├── backend/</w:t>
+      </w:r>
+      <w:r>
+        <w:rPr>
+          <w:rFonts w:ascii="Courier New" w:hAnsi="Courier New"/>
+          <w:sz w:val="17"/>
+        </w:rPr>
+        <w:br/>
+        <w:t>│   ├── server.js             ← Express entry point</w:t>
+      </w:r>
+      <w:r>
+        <w:rPr>
+          <w:rFonts w:ascii="Courier New" w:hAnsi="Courier New"/>
+          <w:sz w:val="17"/>
+        </w:rPr>
+        <w:br/>
+        <w:t>│   ├── routes/</w:t>
+      </w:r>
+      <w:r>
+        <w:rPr>
+          <w:rFonts w:ascii="Courier New" w:hAnsi="Courier New"/>
+          <w:sz w:val="17"/>
+        </w:rPr>
+        <w:br/>
+        <w:t>│   │   ├── auth.js</w:t>
+      </w:r>
+      <w:r>
+        <w:rPr>
+          <w:rFonts w:ascii="Courier New" w:hAnsi="Courier New"/>
+          <w:sz w:val="17"/>
+        </w:rPr>
+        <w:br/>
+        <w:t>│   │   ├── services.js</w:t>
+      </w:r>
+      <w:r>
+        <w:rPr>
+          <w:rFonts w:ascii="Courier New" w:hAnsi="Courier New"/>
+          <w:sz w:val="17"/>
+        </w:rPr>
+        <w:br/>
+        <w:t>│   │   ├── bookings.js</w:t>
+      </w:r>
+      <w:r>
+        <w:rPr>
+          <w:rFonts w:ascii="Courier New" w:hAnsi="Courier New"/>
+          <w:sz w:val="17"/>
+        </w:rPr>
+        <w:br/>
+        <w:t>│   │   └── reviews.js</w:t>
+      </w:r>
+      <w:r>
+        <w:rPr>
+          <w:rFonts w:ascii="Courier New" w:hAnsi="Courier New"/>
+          <w:sz w:val="17"/>
+        </w:rPr>
+        <w:br/>
+        <w:t>│   ├── controllers/</w:t>
+      </w:r>
+      <w:r>
+        <w:rPr>
+          <w:rFonts w:ascii="Courier New" w:hAnsi="Courier New"/>
+          <w:sz w:val="17"/>
+        </w:rPr>
+        <w:br/>
+        <w:t>│   │   ├── authController.js</w:t>
+      </w:r>
+      <w:r>
+        <w:rPr>
+          <w:rFonts w:ascii="Courier New" w:hAnsi="Courier New"/>
+          <w:sz w:val="17"/>
+        </w:rPr>
+        <w:br/>
+        <w:t>│   │   ├── serviceController.js</w:t>
+      </w:r>
+      <w:r>
+        <w:rPr>
+          <w:rFonts w:ascii="Courier New" w:hAnsi="Courier New"/>
+          <w:sz w:val="17"/>
+        </w:rPr>
+        <w:br/>
+        <w:t>│   │   ├── bookingController.js</w:t>
+      </w:r>
+      <w:r>
+        <w:rPr>
+          <w:rFonts w:ascii="Courier New" w:hAnsi="Courier New"/>
+          <w:sz w:val="17"/>
+        </w:rPr>
+        <w:br/>
+        <w:t>│   │   └── reviewController.js</w:t>
+      </w:r>
+      <w:r>
+        <w:rPr>
+          <w:rFonts w:ascii="Courier New" w:hAnsi="Courier New"/>
+          <w:sz w:val="17"/>
+        </w:rPr>
+        <w:br/>
+        <w:t>│   ├── db/</w:t>
+      </w:r>
+      <w:r>
+        <w:rPr>
+          <w:rFonts w:ascii="Courier New" w:hAnsi="Courier New"/>
+          <w:sz w:val="17"/>
+        </w:rPr>
+        <w:br/>
+        <w:t>│   │   ├── connection.js     ← DB connection module</w:t>
+      </w:r>
+      <w:r>
+        <w:rPr>
+          <w:rFonts w:ascii="Courier New" w:hAnsi="Courier New"/>
+          <w:sz w:val="17"/>
+        </w:rPr>
+        <w:br/>
+        <w:t>│   │   └── schema.sql        ← CREATE TABLE statements</w:t>
+      </w:r>
+      <w:r>
+        <w:rPr>
+          <w:rFonts w:ascii="Courier New" w:hAnsi="Courier New"/>
+          <w:sz w:val="17"/>
+        </w:rPr>
+        <w:br/>
+        <w:t>│   └── middleware/</w:t>
+      </w:r>
+      <w:r>
+        <w:rPr>
+          <w:rFonts w:ascii="Courier New" w:hAnsi="Courier New"/>
+          <w:sz w:val="17"/>
+        </w:rPr>
+        <w:br/>
+        <w:t>│       └── auth.js           ← Session authentication middleware</w:t>
+      </w:r>
+      <w:r>
+        <w:rPr>
+          <w:rFonts w:ascii="Courier New" w:hAnsi="Courier New"/>
+          <w:sz w:val="17"/>
+        </w:rPr>
+        <w:br/>
+        <w:t>└── .gitignore</w:t>
+      </w:r>
+    </w:p>
+    <w:p>
+      <w:pPr>
+        <w:spacing w:before="280" w:after="80"/>
         <w:rPr>
           <w:b/>
           <w:color w:val="2E6DB4"/>
           <w:sz w:val="26"/>
         </w:rPr>
-        <w:t>5.5 Definition of Done (DoD)</w:t>
-      </w:r>
-    </w:p>
-    <w:p>
-      <w:pPr>
-        <w:spacing w:after="80"/>
-      </w:pPr>
-      <w:r>
-        <w:rPr>
-          <w:sz w:val="21"/>
-        </w:rPr>
-        <w:t>A task is considered DONE only when ALL of the following conditions are satisfied:</w:t>
-      </w:r>
-    </w:p>
-    <w:p>
-      <w:pPr>
-        <w:pStyle w:val="ListBullet"/>
-        <w:spacing w:after="40"/>
-      </w:pPr>
-      <w:r>
-        <w:rPr>
-          <w:sz w:val="21"/>
-        </w:rPr>
-        <w:t>The feature or fix is fully implemented and matches the acceptance criteria defined in the user story.</w:t>
-      </w:r>
-    </w:p>
-    <w:p>
-      <w:pPr>
-        <w:pStyle w:val="ListBullet"/>
-        <w:spacing w:after="40"/>
-      </w:pPr>
-      <w:r>
-        <w:rPr>
-          <w:sz w:val="21"/>
-        </w:rPr>
-        <w:t>Server-side validation is in place for all user inputs associated with the feature.</w:t>
-      </w:r>
-    </w:p>
-    <w:p>
-      <w:pPr>
-        <w:pStyle w:val="ListBullet"/>
-        <w:spacing w:after="40"/>
-      </w:pPr>
-      <w:r>
-        <w:rPr>
-          <w:sz w:val="21"/>
-        </w:rPr>
-        <w:t>The code has been committed to the GitHub repository with a meaningful commit message.</w:t>
-      </w:r>
-    </w:p>
-    <w:p>
-      <w:pPr>
-        <w:pStyle w:val="ListBullet"/>
-        <w:spacing w:after="40"/>
-      </w:pPr>
-      <w:r>
-        <w:rPr>
-          <w:sz w:val="21"/>
-        </w:rPr>
-        <w:t>The associated Kanban card has been moved to the 'In Review' column and reviewed by at least one other team member.</w:t>
-      </w:r>
-    </w:p>
-    <w:p>
-      <w:pPr>
-        <w:pStyle w:val="ListBullet"/>
-        <w:spacing w:after="40"/>
-      </w:pPr>
-      <w:r>
-        <w:rPr>
-          <w:sz w:val="21"/>
-        </w:rPr>
-        <w:t>No known bugs exist in the feature's primary workflow.</w:t>
-      </w:r>
-    </w:p>
-    <w:p>
-      <w:pPr>
-        <w:pStyle w:val="ListBullet"/>
-        <w:spacing w:after="40"/>
-      </w:pPr>
-      <w:r>
-        <w:rPr>
-          <w:sz w:val="21"/>
-        </w:rPr>
-        <w:t>The code follows consistent naming conventions and contains no commented-out dead code.</w:t>
-      </w:r>
-    </w:p>
-    <w:p>
-      <w:pPr>
-        <w:pStyle w:val="ListBullet"/>
-        <w:spacing w:after="40"/>
-      </w:pPr>
-      <w:r>
-        <w:rPr>
-          <w:sz w:val="21"/>
-        </w:rPr>
-        <w:t>The activity blog/wiki has been updated with the task completion if it represents a significant milestone.</w:t>
-      </w:r>
-    </w:p>
-    <w:p>
-      <w:pPr>
-        <w:pStyle w:val="ListBullet"/>
-        <w:spacing w:after="40"/>
-      </w:pPr>
-      <w:r>
-        <w:rPr>
-          <w:sz w:val="21"/>
-        </w:rPr>
-        <w:t>The Kanban card is moved to 'Done' only after the review is approved.</w:t>
-      </w:r>
-    </w:p>
-    <w:p>
-      <w:r>
-        <w:br w:type="page"/>
-      </w:r>
+      </w:pPr>
     </w:p>
     <w:p>
       <w:pPr>
         <w:spacing w:before="280" w:after="80"/>
-      </w:pPr>
-      <w:r>
-        <w:rPr>
-          <w:b/>
-          <w:color w:val="1A375E"/>
-          <w:sz w:val="36"/>
-        </w:rPr>
-        <w:lastRenderedPageBreak/>
-        <w:t>Section 6: GitHub Setup Evidence</w:t>
-      </w:r>
-    </w:p>
-    <w:p>
-      <w:pPr>
-        <w:spacing w:before="280" w:after="80"/>
-      </w:pPr>
-      <w:r>
         <w:rPr>
           <w:b/>
           <w:color w:val="2E6DB4"/>
           <w:sz w:val="26"/>
         </w:rPr>
-        <w:t>6.1 Repository</w:t>
-      </w:r>
-      <w:r>
+      </w:pPr>
+    </w:p>
+    <w:p>
+      <w:pPr>
+        <w:spacing w:before="280" w:after="80"/>
         <w:rPr>
           <w:b/>
           <w:color w:val="2E6DB4"/>
           <w:sz w:val="26"/>
         </w:rPr>
-        <w:t xml:space="preserve"> Structure</w:t>
-      </w:r>
-    </w:p>
-    <w:p>
-      <w:pPr>
-        <w:spacing w:after="80"/>
-      </w:pPr>
-      <w:r>
-        <w:rPr>
-          <w:sz w:val="21"/>
-        </w:rPr>
-        <w:t>The team's GitHub repository has been created and is accessible at the link provided in links.txt. The repository includes a README.md with a project skeleton, the team's GitHub Projects Kanban board with all required columns, and initial tasks assigned to team members.</w:t>
-      </w:r>
-    </w:p>
-    <w:p/>
-    <w:p>
-      <w:pPr>
-        <w:spacing w:after="80"/>
+      </w:pPr>
+    </w:p>
+    <w:p>
+      <w:pPr>
+        <w:spacing w:before="280" w:after="80"/>
+        <w:rPr>
+          <w:color w:val="000000" w:themeColor="text1"/>
+        </w:rPr>
       </w:pPr>
       <w:r>
         <w:rPr>
           <w:b/>
-          <w:sz w:val="20"/>
-        </w:rPr>
-        <w:t>Planned Repository Directory Structure:</w:t>
-      </w:r>
-    </w:p>
-    <w:p>
-      <w:pPr>
-        <w:spacing w:before="40" w:after="120"/>
-      </w:pPr>
-      <w:r>
-        <w:rPr>
-          <w:rFonts w:ascii="Courier New" w:hAnsi="Courier New"/>
-          <w:sz w:val="17"/>
-        </w:rPr>
-        <w:t>servicehub/</w:t>
-      </w:r>
-      <w:r>
-        <w:rPr>
-          <w:rFonts w:ascii="Courier New" w:hAnsi="Courier New"/>
-          <w:sz w:val="17"/>
-        </w:rPr>
-        <w:br/>
-        <w:t>├── README.md</w:t>
-      </w:r>
-      <w:r>
-        <w:rPr>
-          <w:rFonts w:ascii="Courier New" w:hAnsi="Courier New"/>
-          <w:sz w:val="17"/>
-        </w:rPr>
-        <w:br/>
-        <w:t>├── links.txt</w:t>
-      </w:r>
-      <w:r>
-        <w:rPr>
-          <w:rFonts w:ascii="Courier New" w:hAnsi="Courier New"/>
-          <w:sz w:val="17"/>
-        </w:rPr>
-        <w:br/>
-        <w:t>├── docs/</w:t>
-      </w:r>
-      <w:r>
-        <w:rPr>
-          <w:rFonts w:ascii="Courier New" w:hAnsi="Courier New"/>
-          <w:sz w:val="17"/>
-        </w:rPr>
-        <w:br/>
-        <w:t>│   ├── milestone-01/         ← Milestone 01 PDFs</w:t>
-      </w:r>
-      <w:r>
-        <w:rPr>
-          <w:rFonts w:ascii="Courier New" w:hAnsi="Courier New"/>
-          <w:sz w:val="17"/>
-        </w:rPr>
-        <w:br/>
-        <w:t>│   └── wireframes/</w:t>
-      </w:r>
-      <w:r>
-        <w:rPr>
-          <w:rFonts w:ascii="Courier New" w:hAnsi="Courier New"/>
-          <w:sz w:val="17"/>
-        </w:rPr>
-        <w:br/>
-        <w:t>├── frontend/</w:t>
-      </w:r>
-      <w:r>
-        <w:rPr>
-          <w:rFonts w:ascii="Courier New" w:hAnsi="Courier New"/>
-          <w:sz w:val="17"/>
-        </w:rPr>
-        <w:br/>
-        <w:t>│   ├── index.html            ← Homepage</w:t>
-      </w:r>
-      <w:r>
-        <w:rPr>
-          <w:rFonts w:ascii="Courier New" w:hAnsi="Courier New"/>
-          <w:sz w:val="17"/>
-        </w:rPr>
-        <w:br/>
-        <w:t>│   ├── css/</w:t>
-      </w:r>
-      <w:r>
-        <w:rPr>
-          <w:rFonts w:ascii="Courier New" w:hAnsi="Courier New"/>
-          <w:sz w:val="17"/>
-        </w:rPr>
-        <w:br/>
-        <w:t>│   │   └── style.css</w:t>
-      </w:r>
-      <w:r>
-        <w:rPr>
-          <w:rFonts w:ascii="Courier New" w:hAnsi="Courier New"/>
-          <w:sz w:val="17"/>
-        </w:rPr>
-        <w:br/>
-        <w:t>│   ├── js/</w:t>
-      </w:r>
-      <w:r>
-        <w:rPr>
-          <w:rFonts w:ascii="Courier New" w:hAnsi="Courier New"/>
-          <w:sz w:val="17"/>
-        </w:rPr>
-        <w:br/>
-        <w:t>│   │   └── main.js</w:t>
-      </w:r>
-      <w:r>
-        <w:rPr>
-          <w:rFonts w:ascii="Courier New" w:hAnsi="Courier New"/>
-          <w:sz w:val="17"/>
-        </w:rPr>
-        <w:br/>
-        <w:t>│   └── pages/</w:t>
-      </w:r>
-      <w:r>
-        <w:rPr>
-          <w:rFonts w:ascii="Courier New" w:hAnsi="Courier New"/>
-          <w:sz w:val="17"/>
-        </w:rPr>
-        <w:br/>
-        <w:t>│       ├── login.html</w:t>
-      </w:r>
-      <w:r>
-        <w:rPr>
-          <w:rFonts w:ascii="Courier New" w:hAnsi="Courier New"/>
-          <w:sz w:val="17"/>
-        </w:rPr>
-        <w:br/>
-        <w:t>│       ├── register.html</w:t>
-      </w:r>
-      <w:r>
-        <w:rPr>
-          <w:rFonts w:ascii="Courier New" w:hAnsi="Courier New"/>
-          <w:sz w:val="17"/>
-        </w:rPr>
-        <w:br/>
-        <w:t>│       ├── services.html</w:t>
-      </w:r>
-      <w:r>
-        <w:rPr>
-          <w:rFonts w:ascii="Courier New" w:hAnsi="Courier New"/>
-          <w:sz w:val="17"/>
-        </w:rPr>
-        <w:br/>
-        <w:t>│       ├── service-detail.html</w:t>
-      </w:r>
-      <w:r>
-        <w:rPr>
-          <w:rFonts w:ascii="Courier New" w:hAnsi="Courier New"/>
-          <w:sz w:val="17"/>
-        </w:rPr>
-        <w:br/>
-        <w:t>│       ├── book.html</w:t>
-      </w:r>
-      <w:r>
-        <w:rPr>
-          <w:rFonts w:ascii="Courier New" w:hAnsi="Courier New"/>
-          <w:sz w:val="17"/>
-        </w:rPr>
-        <w:br/>
-        <w:t>│       ├── dashboard-customer.html</w:t>
-      </w:r>
-      <w:r>
-        <w:rPr>
-          <w:rFonts w:ascii="Courier New" w:hAnsi="Courier New"/>
-          <w:sz w:val="17"/>
-        </w:rPr>
-        <w:br/>
-        <w:t>│       └── dashboard-provider.html</w:t>
-      </w:r>
-      <w:r>
-        <w:rPr>
-          <w:rFonts w:ascii="Courier New" w:hAnsi="Courier New"/>
-          <w:sz w:val="17"/>
-        </w:rPr>
-        <w:br/>
-        <w:t>├── backend/</w:t>
-      </w:r>
-      <w:r>
-        <w:rPr>
-          <w:rFonts w:ascii="Courier New" w:hAnsi="Courier New"/>
-          <w:sz w:val="17"/>
-        </w:rPr>
-        <w:br/>
-        <w:t>│   ├── server.js             ← Express entry point</w:t>
-      </w:r>
-      <w:r>
-        <w:rPr>
-          <w:rFonts w:ascii="Courier New" w:hAnsi="Courier New"/>
-          <w:sz w:val="17"/>
-        </w:rPr>
-        <w:br/>
-        <w:t>│   ├── routes/</w:t>
-      </w:r>
-      <w:r>
-        <w:rPr>
-          <w:rFonts w:ascii="Courier New" w:hAnsi="Courier New"/>
-          <w:sz w:val="17"/>
-        </w:rPr>
-        <w:br/>
-        <w:t>│   │   ├── auth.js</w:t>
-      </w:r>
-      <w:r>
-        <w:rPr>
-          <w:rFonts w:ascii="Courier New" w:hAnsi="Courier New"/>
-          <w:sz w:val="17"/>
-        </w:rPr>
-        <w:br/>
-        <w:t>│   │   ├── services.js</w:t>
-      </w:r>
-      <w:r>
-        <w:rPr>
-          <w:rFonts w:ascii="Courier New" w:hAnsi="Courier New"/>
-          <w:sz w:val="17"/>
-        </w:rPr>
-        <w:br/>
-        <w:t>│   │   ├── bookings.js</w:t>
-      </w:r>
-      <w:r>
-        <w:rPr>
-          <w:rFonts w:ascii="Courier New" w:hAnsi="Courier New"/>
-          <w:sz w:val="17"/>
-        </w:rPr>
-        <w:br/>
-        <w:t>│   │   └── reviews.js</w:t>
-      </w:r>
-      <w:r>
-        <w:rPr>
-          <w:rFonts w:ascii="Courier New" w:hAnsi="Courier New"/>
-          <w:sz w:val="17"/>
-        </w:rPr>
-        <w:br/>
-        <w:t>│   ├── controllers/</w:t>
-      </w:r>
-      <w:r>
-        <w:rPr>
-          <w:rFonts w:ascii="Courier New" w:hAnsi="Courier New"/>
-          <w:sz w:val="17"/>
-        </w:rPr>
-        <w:br/>
-        <w:t>│   │   ├── authController.js</w:t>
-      </w:r>
-      <w:r>
-        <w:rPr>
-          <w:rFonts w:ascii="Courier New" w:hAnsi="Courier New"/>
-          <w:sz w:val="17"/>
-        </w:rPr>
-        <w:br/>
-        <w:t>│   │   ├── serviceController.js</w:t>
-      </w:r>
-      <w:r>
-        <w:rPr>
-          <w:rFonts w:ascii="Courier New" w:hAnsi="Courier New"/>
-          <w:sz w:val="17"/>
-        </w:rPr>
-        <w:br/>
-        <w:t>│   │   ├── bookingController.js</w:t>
-      </w:r>
-      <w:r>
-        <w:rPr>
-          <w:rFonts w:ascii="Courier New" w:hAnsi="Courier New"/>
-          <w:sz w:val="17"/>
-        </w:rPr>
-        <w:br/>
-        <w:t>│   │   └── reviewController.js</w:t>
-      </w:r>
-      <w:r>
-        <w:rPr>
-          <w:rFonts w:ascii="Courier New" w:hAnsi="Courier New"/>
-          <w:sz w:val="17"/>
-        </w:rPr>
-        <w:br/>
-        <w:t>│   ├── db/</w:t>
-      </w:r>
-      <w:r>
-        <w:rPr>
-          <w:rFonts w:ascii="Courier New" w:hAnsi="Courier New"/>
-          <w:sz w:val="17"/>
-        </w:rPr>
-        <w:br/>
-        <w:t>│   │   ├── connection.js     ← DB connection module</w:t>
-      </w:r>
-      <w:r>
-        <w:rPr>
-          <w:rFonts w:ascii="Courier New" w:hAnsi="Courier New"/>
-          <w:sz w:val="17"/>
-        </w:rPr>
-        <w:br/>
-        <w:t>│   │   └── schema.sql        ← CREATE TABLE statements</w:t>
-      </w:r>
-      <w:r>
-        <w:rPr>
-          <w:rFonts w:ascii="Courier New" w:hAnsi="Courier New"/>
-          <w:sz w:val="17"/>
-        </w:rPr>
-        <w:br/>
-        <w:t>│   └── middleware/</w:t>
-      </w:r>
-      <w:r>
-        <w:rPr>
-          <w:rFonts w:ascii="Courier New" w:hAnsi="Courier New"/>
-          <w:sz w:val="17"/>
-        </w:rPr>
-        <w:br/>
-        <w:t>│       └── auth.js           ← Session authentication middleware</w:t>
-      </w:r>
-      <w:r>
-        <w:rPr>
-          <w:rFonts w:ascii="Courier New" w:hAnsi="Courier New"/>
-          <w:sz w:val="17"/>
-        </w:rPr>
-        <w:br/>
-        <w:t>└── .gitignore</w:t>
-      </w:r>
-    </w:p>
-    <w:p>
-      <w:pPr>
-        <w:spacing w:before="280" w:after="80"/>
-        <w:rPr>
-          <w:b/>
-          <w:color w:val="2E6DB4"/>
+          <w:color w:val="000000" w:themeColor="text1"/>
           <w:sz w:val="26"/>
         </w:rPr>
-      </w:pPr>
-    </w:p>
-    <w:p>
-      <w:pPr>
-        <w:spacing w:before="280" w:after="80"/>
-        <w:rPr>
-          <w:b/>
-          <w:color w:val="2E6DB4"/>
-          <w:sz w:val="26"/>
-        </w:rPr>
-      </w:pPr>
-    </w:p>
-    <w:p>
-      <w:pPr>
-        <w:spacing w:before="280" w:after="80"/>
-        <w:rPr>
-          <w:b/>
-          <w:color w:val="2E6DB4"/>
-          <w:sz w:val="26"/>
-        </w:rPr>
-      </w:pPr>
-    </w:p>
-    <w:p>
-      <w:pPr>
-        <w:spacing w:before="280" w:after="80"/>
-      </w:pPr>
-      <w:r>
-        <w:rPr>
-          <w:b/>
-          <w:color w:val="2E6DB4"/>
-          <w:sz w:val="26"/>
-        </w:rPr>
         <w:lastRenderedPageBreak/>
-        <w:t>6.2 GitHub</w:t>
-      </w:r>
-      <w:r>
-        <w:rPr>
-          <w:b/>
-          <w:color w:val="2E6DB4"/>
-          <w:sz w:val="26"/>
-        </w:rPr>
-        <w:t xml:space="preserve"> Projects Kanban Board</w:t>
+        <w:t>6.2 GitHub Projects Kanban Board</w:t>
       </w:r>
     </w:p>
     <w:p>
@@ -10603,14 +10681,27 @@
     <w:p>
       <w:pPr>
         <w:spacing w:before="280" w:after="80"/>
-      </w:pPr>
+        <w:rPr>
+          <w:color w:val="000000" w:themeColor="text1"/>
+        </w:rPr>
+      </w:pPr>
+      <w:proofErr w:type="gramStart"/>
       <w:r>
         <w:rPr>
           <w:b/>
-          <w:color w:val="2E6DB4"/>
+          <w:color w:val="000000" w:themeColor="text1"/>
           <w:sz w:val="26"/>
         </w:rPr>
-        <w:t>6.3  Initial Kanban Tasks Created (Sprint 1)</w:t>
+        <w:t>6.3  Initial</w:t>
+      </w:r>
+      <w:proofErr w:type="gramEnd"/>
+      <w:r>
+        <w:rPr>
+          <w:b/>
+          <w:color w:val="000000" w:themeColor="text1"/>
+          <w:sz w:val="26"/>
+        </w:rPr>
+        <w:t xml:space="preserve"> Kanban Tasks Created (Sprint 1)</w:t>
       </w:r>
     </w:p>
     <w:tbl>
@@ -11515,11 +11606,16 @@
     <w:p>
       <w:pPr>
         <w:spacing w:before="280" w:after="80"/>
-      </w:pPr>
-      <w:r>
         <w:rPr>
           <w:b/>
-          <w:color w:val="1A375E"/>
+          <w:color w:val="000000" w:themeColor="text1"/>
+          <w:sz w:val="36"/>
+        </w:rPr>
+      </w:pPr>
+      <w:r>
+        <w:rPr>
+          <w:b/>
+          <w:color w:val="000000" w:themeColor="text1"/>
           <w:sz w:val="36"/>
         </w:rPr>
         <w:lastRenderedPageBreak/>
@@ -11528,14 +11624,6 @@
     </w:p>
     <w:p>
       <w:pPr>
-        <w:pBdr>
-          <w:bottom w:val="single" w:sz="6" w:space="1" w:color="2E6DB4"/>
-        </w:pBdr>
-        <w:spacing w:before="40" w:after="40"/>
-      </w:pPr>
-    </w:p>
-    <w:p>
-      <w:pPr>
         <w:spacing w:after="80"/>
       </w:pPr>
       <w:r>
@@ -11553,7 +11641,7 @@
       <w:r>
         <w:rPr>
           <w:b/>
-          <w:color w:val="2E6DB4"/>
+          <w:color w:val="000000" w:themeColor="text1"/>
           <w:sz w:val="26"/>
         </w:rPr>
         <w:t>Wiki Entry 01 — Kickoff / Planning Meeting</w:t>
@@ -11608,7 +11696,7 @@
           </w:p>
           <w:p>
             <w:pPr>
-              <w:spacing w:after="40"/>
+              <w:spacing w:after="20"/>
             </w:pPr>
             <w:r>
               <w:rPr>
@@ -11622,7 +11710,137 @@
               <w:rPr>
                 <w:sz w:val="20"/>
               </w:rPr>
-              <w:t>All 10 team members — [List names]</w:t>
+              <w:t xml:space="preserve">All 10 team members — </w:t>
+            </w:r>
+            <w:proofErr w:type="spellStart"/>
+            <w:r>
+              <w:rPr>
+                <w:sz w:val="21"/>
+              </w:rPr>
+              <w:t>Zulqarnayeen</w:t>
+            </w:r>
+            <w:proofErr w:type="spellEnd"/>
+            <w:r>
+              <w:rPr>
+                <w:sz w:val="21"/>
+              </w:rPr>
+              <w:t xml:space="preserve"> Sadid</w:t>
+            </w:r>
+            <w:r>
+              <w:rPr>
+                <w:sz w:val="21"/>
+              </w:rPr>
+              <w:t xml:space="preserve">, </w:t>
+            </w:r>
+            <w:r>
+              <w:rPr>
+                <w:sz w:val="21"/>
+              </w:rPr>
+              <w:t>Fatma Mohamed Yasin</w:t>
+            </w:r>
+            <w:r>
+              <w:rPr>
+                <w:sz w:val="21"/>
+              </w:rPr>
+              <w:t xml:space="preserve">, </w:t>
+            </w:r>
+            <w:r>
+              <w:rPr>
+                <w:sz w:val="21"/>
+              </w:rPr>
+              <w:t>Moosa Ahmed</w:t>
+            </w:r>
+            <w:r>
+              <w:rPr>
+                <w:sz w:val="21"/>
+              </w:rPr>
+              <w:t xml:space="preserve">, </w:t>
+            </w:r>
+            <w:r>
+              <w:rPr>
+                <w:sz w:val="21"/>
+              </w:rPr>
+              <w:t>Dawood Ahmed</w:t>
+            </w:r>
+            <w:r>
+              <w:rPr>
+                <w:sz w:val="21"/>
+              </w:rPr>
+              <w:t xml:space="preserve">, </w:t>
+            </w:r>
+            <w:r>
+              <w:rPr>
+                <w:sz w:val="21"/>
+              </w:rPr>
+              <w:t>Pushti Nakum</w:t>
+            </w:r>
+            <w:r>
+              <w:rPr>
+                <w:sz w:val="21"/>
+              </w:rPr>
+              <w:t xml:space="preserve">, </w:t>
+            </w:r>
+            <w:proofErr w:type="spellStart"/>
+            <w:r>
+              <w:rPr>
+                <w:sz w:val="21"/>
+              </w:rPr>
+              <w:t>Gurnivaj</w:t>
+            </w:r>
+            <w:proofErr w:type="spellEnd"/>
+            <w:r>
+              <w:rPr>
+                <w:sz w:val="21"/>
+              </w:rPr>
+              <w:t xml:space="preserve"> Tiwana</w:t>
+            </w:r>
+            <w:r>
+              <w:rPr>
+                <w:sz w:val="21"/>
+              </w:rPr>
+              <w:t xml:space="preserve">, </w:t>
+            </w:r>
+            <w:r>
+              <w:rPr>
+                <w:sz w:val="21"/>
+              </w:rPr>
+              <w:t>Harshaan Rehal</w:t>
+            </w:r>
+            <w:r>
+              <w:rPr>
+                <w:sz w:val="21"/>
+              </w:rPr>
+              <w:t xml:space="preserve">, </w:t>
+            </w:r>
+            <w:r>
+              <w:rPr>
+                <w:sz w:val="21"/>
+              </w:rPr>
+              <w:t>Jeff Vu</w:t>
+            </w:r>
+            <w:r>
+              <w:rPr>
+                <w:sz w:val="21"/>
+              </w:rPr>
+              <w:t xml:space="preserve">, </w:t>
+            </w:r>
+            <w:r>
+              <w:rPr>
+                <w:sz w:val="21"/>
+              </w:rPr>
+              <w:t>Hamza Mohammed</w:t>
+            </w:r>
+            <w:r>
+              <w:rPr>
+                <w:sz w:val="21"/>
+              </w:rPr>
+              <w:t xml:space="preserve">, </w:t>
+            </w:r>
+            <w:r>
+              <w:rPr>
+                <w:sz w:val="21"/>
+              </w:rPr>
+              <w:t>Arren Haroutunian</w:t>
             </w:r>
           </w:p>
           <w:p>
@@ -11635,32 +11853,29 @@
                 <w:color w:val="1A375E"/>
                 <w:sz w:val="20"/>
               </w:rPr>
-              <w:t xml:space="preserve">Meeting Type:  </w:t>
-            </w:r>
-            <w:r>
-              <w:rPr>
-                <w:sz w:val="20"/>
-              </w:rPr>
-              <w:t>Kickoff / Planning — Milestone 01</w:t>
-            </w:r>
-          </w:p>
-          <w:p>
-            <w:pPr>
-              <w:spacing w:after="40"/>
-            </w:pPr>
+              <w:t>Meeting Type</w:t>
+            </w:r>
+            <w:proofErr w:type="gramStart"/>
             <w:r>
               <w:rPr>
                 <w:b/>
                 <w:color w:val="1A375E"/>
                 <w:sz w:val="20"/>
               </w:rPr>
-              <w:t xml:space="preserve">Platform:  </w:t>
+              <w:t xml:space="preserve">:  </w:t>
             </w:r>
             <w:r>
               <w:rPr>
                 <w:sz w:val="20"/>
               </w:rPr>
-              <w:t>In-person</w:t>
+              <w:t>Kickoff</w:t>
+            </w:r>
+            <w:proofErr w:type="gramEnd"/>
+            <w:r>
+              <w:rPr>
+                <w:sz w:val="20"/>
+              </w:rPr>
+              <w:t xml:space="preserve"> / Planning — Milestone 01</w:t>
             </w:r>
           </w:p>
           <w:p>
@@ -11673,19 +11888,54 @@
                 <w:color w:val="1A375E"/>
                 <w:sz w:val="20"/>
               </w:rPr>
-              <w:t xml:space="preserve">Duration:  </w:t>
+              <w:t xml:space="preserve">Platform:  </w:t>
             </w:r>
             <w:r>
               <w:rPr>
                 <w:sz w:val="20"/>
               </w:rPr>
+              <w:t>In-person</w:t>
+            </w:r>
+          </w:p>
+          <w:p>
+            <w:pPr>
+              <w:spacing w:after="40"/>
+            </w:pPr>
+            <w:r>
+              <w:rPr>
+                <w:b/>
+                <w:color w:val="1A375E"/>
+                <w:sz w:val="20"/>
+              </w:rPr>
+              <w:t>Duration</w:t>
+            </w:r>
+            <w:proofErr w:type="gramStart"/>
+            <w:r>
+              <w:rPr>
+                <w:b/>
+                <w:color w:val="1A375E"/>
+                <w:sz w:val="20"/>
+              </w:rPr>
+              <w:t xml:space="preserve">:  </w:t>
+            </w:r>
+            <w:r>
+              <w:rPr>
+                <w:sz w:val="20"/>
+              </w:rPr>
               <w:t>12</w:t>
             </w:r>
             <w:r>
               <w:rPr>
                 <w:sz w:val="20"/>
               </w:rPr>
-              <w:t>0 minutes</w:t>
+              <w:t>0</w:t>
+            </w:r>
+            <w:proofErr w:type="gramEnd"/>
+            <w:r>
+              <w:rPr>
+                <w:sz w:val="20"/>
+              </w:rPr>
+              <w:t xml:space="preserve"> minutes</w:t>
             </w:r>
           </w:p>
           <w:p/>
@@ -11768,7 +12018,7 @@
               <w:rPr>
                 <w:sz w:val="19"/>
               </w:rPr>
-              <w:t>•  Assigned initial team roles (see Section 5).</w:t>
+              <w:t>•  Assigned initial team roles (Section 5).</w:t>
             </w:r>
           </w:p>
           <w:p>
@@ -11912,7 +12162,7 @@
               <w:rPr>
                 <w:sz w:val="19"/>
               </w:rPr>
-              <w:t>•  Agreed on Definition of Done criteria (see Section 5.5).</w:t>
+              <w:t>•  Agreed on Definition of Done criteria (Section 5.5).</w:t>
             </w:r>
           </w:p>
           <w:p/>
@@ -11947,6 +12197,7 @@
               </w:rPr>
               <w:t xml:space="preserve"> idea: </w:t>
             </w:r>
+            <w:proofErr w:type="spellStart"/>
             <w:r>
               <w:rPr>
                 <w:b/>
@@ -11954,6 +12205,7 @@
               </w:rPr>
               <w:t>BookIt</w:t>
             </w:r>
+            <w:proofErr w:type="spellEnd"/>
             <w:r>
               <w:rPr>
                 <w:b/>
@@ -12049,11 +12301,19 @@
               </w:rPr>
               <w:t xml:space="preserve">•  </w:t>
             </w:r>
-            <w:r>
-              <w:rPr>
-                <w:sz w:val="19"/>
-              </w:rPr>
-              <w:t>Zulqarnayeen Sadid</w:t>
+            <w:proofErr w:type="spellStart"/>
+            <w:r>
+              <w:rPr>
+                <w:sz w:val="19"/>
+              </w:rPr>
+              <w:t>Zulqarnayeen</w:t>
+            </w:r>
+            <w:proofErr w:type="spellEnd"/>
+            <w:r>
+              <w:rPr>
+                <w:sz w:val="19"/>
+              </w:rPr>
+              <w:t xml:space="preserve"> Sadid</w:t>
             </w:r>
             <w:r>
               <w:rPr>
@@ -12216,13 +12476,7 @@
               <w:rPr>
                 <w:sz w:val="19"/>
               </w:rPr>
-              <w:t>• Fatmah Mohamed Yasin</w:t>
-            </w:r>
-            <w:r>
-              <w:rPr>
-                <w:sz w:val="19"/>
-              </w:rPr>
-              <w:t xml:space="preserve"> — Documentation Lead: Initialize GitHub Wiki, write this meeting entry.  |  Due: [Date]  |  Status: In Progress</w:t>
+              <w:t>• Fatmah Mohamed Yasin — Documentation Lead: Initialize GitHub Wiki, write this meeting entry.  |  Due: [Date]  |  Status: In Progress</w:t>
             </w:r>
           </w:p>
           <w:p/>
@@ -12233,12 +12487,21 @@
                 <w:color w:val="1A375E"/>
                 <w:sz w:val="20"/>
               </w:rPr>
-              <w:t>Next Meeting:</w:t>
-            </w:r>
-            <w:r>
-              <w:rPr>
+              <w:t>Next Meeting</w:t>
+            </w:r>
+            <w:proofErr w:type="gramStart"/>
+            <w:r>
+              <w:rPr>
+                <w:b/>
+                <w:color w:val="1A375E"/>
                 <w:sz w:val="20"/>
               </w:rPr>
+              <w:t>:</w:t>
+            </w:r>
+            <w:r>
+              <w:rPr>
+                <w:sz w:val="20"/>
+              </w:rPr>
               <w:t xml:space="preserve">  </w:t>
             </w:r>
             <w:r>
@@ -12254,6 +12517,7 @@
               </w:rPr>
               <w:t>th</w:t>
             </w:r>
+            <w:proofErr w:type="gramEnd"/>
             <w:r>
               <w:rPr>
                 <w:sz w:val="19"/>
@@ -12274,28 +12538,29 @@
     <w:p/>
     <w:p>
       <w:pPr>
-        <w:pBdr>
-          <w:bottom w:val="single" w:sz="6" w:space="1" w:color="2E6DB4"/>
-        </w:pBdr>
-        <w:spacing w:before="40" w:after="40"/>
-      </w:pPr>
-    </w:p>
-    <w:p/>
+        <w:rPr>
+          <w:color w:val="EEECE1" w:themeColor="background2"/>
+        </w:rPr>
+      </w:pPr>
+    </w:p>
     <w:p>
       <w:pPr>
         <w:jc w:val="center"/>
+        <w:rPr>
+          <w:color w:val="000000" w:themeColor="text1"/>
+        </w:rPr>
       </w:pPr>
       <w:r>
         <w:rPr>
           <w:b/>
-          <w:color w:val="2E6DB4"/>
+          <w:color w:val="000000" w:themeColor="text1"/>
         </w:rPr>
         <w:t xml:space="preserve">End of Milestone 01 Submission — </w:t>
       </w:r>
       <w:r>
         <w:rPr>
           <w:b/>
-          <w:color w:val="2E6DB4"/>
+          <w:color w:val="000000" w:themeColor="text1"/>
         </w:rPr>
         <w:t>BookIt</w:t>
       </w:r>
@@ -12303,10 +12568,13 @@
     <w:p>
       <w:pPr>
         <w:jc w:val="center"/>
-      </w:pPr>
-      <w:r>
-        <w:rPr>
-          <w:color w:val="1A375E"/>
+        <w:rPr>
+          <w:color w:val="000000" w:themeColor="text1"/>
+        </w:rPr>
+      </w:pPr>
+      <w:r>
+        <w:rPr>
+          <w:color w:val="000000" w:themeColor="text1"/>
           <w:sz w:val="20"/>
         </w:rPr>
         <w:t>CP476B – Internet Computing | Spring 2026</w:t>
@@ -13128,6 +13396,7 @@
   <w:style w:type="character" w:default="1" w:styleId="DefaultParagraphFont">
     <w:name w:val="Default Paragraph Font"/>
     <w:uiPriority w:val="1"/>
+    <w:semiHidden/>
     <w:unhideWhenUsed/>
   </w:style>
   <w:style w:type="table" w:default="1" w:styleId="TableNormal">
